--- a/lessons/5-1/downloads/5-1-notes-teacher.docx
+++ b/lessons/5-1/downloads/5-1-notes-teacher.docx
@@ -14,7 +14,7 @@
           <w:sz w:val="18"/>
           <w:szCs w:val="18"/>
         </w:rPr>
-        <w:t xml:space="preserve">UNIT 5  ·  LESSON 1      STANDARD 6.G.1</w:t>
+        <w:t xml:space="preserve">UNIT 5  ·  LESSON 1      STANDARD 6.GR.1</w:t>
       </w:r>
     </w:p>
     <w:p>
@@ -2431,7 +2431,7 @@
           <w:sz w:val="21"/>
           <w:szCs w:val="21"/>
         </w:rPr>
-        <w:t xml:space="preserve">Start with:  When I move the triangle, I get a ___.</w:t>
+        <w:t xml:space="preserve">Start with:  A strategy I used was ___ because ___.</w:t>
       </w:r>
       <w:r>
         <w:rPr>
@@ -2442,7 +2442,7 @@
           <w:szCs w:val="19"/>
         </w:rPr>
         <w:br/>
-        <w:t xml:space="preserve">Cuando muevo el triángulo, obtengo un ___.</w:t>
+        <w:t xml:space="preserve">Una estrategia que usé fue ___ porque ___.</w:t>
       </w:r>
     </w:p>
     <w:p>
@@ -2527,6 +2527,32 @@
           <w:szCs w:val="19"/>
         </w:rPr>
         <w:t xml:space="preserve">Solve each problem. Show your thinking in the work box.</w:t>
+      </w:r>
+    </w:p>
+    <w:p>
+      <w:pPr>
+        <w:pStyle w:val="Heading2"/>
+        <w:spacing w:after="80" w:before="180"/>
+      </w:pPr>
+      <w:r>
+        <w:rPr>
+          <w:b/>
+          <w:bCs/>
+          <w:color w:val="12355B"/>
+          <w:sz w:val="24"/>
+          <w:szCs w:val="24"/>
+        </w:rPr>
+        <w:t xml:space="preserve">Level 1 Support</w:t>
+      </w:r>
+      <w:r>
+        <w:rPr>
+          <w:i/>
+          <w:iCs/>
+          <w:color w:val="1FA6A2"/>
+          <w:sz w:val="19"/>
+          <w:szCs w:val="19"/>
+        </w:rPr>
+        <w:t xml:space="preserve">   extra scaffolding</w:t>
       </w:r>
     </w:p>
     <w:p>
@@ -2791,266 +2817,6 @@
     </w:tbl>
     <w:p>
       <w:pPr>
-        <w:keepNext/>
-        <w:spacing w:after="60" w:before="160"/>
-      </w:pPr>
-      <w:r>
-        <w:rPr>
-          <w:b/>
-          <w:bCs/>
-          <w:color w:val="12355B"/>
-          <w:sz w:val="22"/>
-          <w:szCs w:val="22"/>
-        </w:rPr>
-        <w:t xml:space="preserve">3.  </w:t>
-      </w:r>
-      <w:r>
-        <w:rPr>
-          <w:b/>
-          <w:bCs/>
-          <w:sz w:val="21"/>
-          <w:szCs w:val="21"/>
-        </w:rPr>
-        <w:t xml:space="preserve">In the design lab you cut a triangle off the slanted left end of a parallelogram blueprint and slide it to the right end. What shape do you make, and why does it prove A = base x height?</w:t>
-      </w:r>
-    </w:p>
-    <w:p>
-      <w:pPr>
-        <w:spacing w:after="40"/>
-        <w:ind w:left="420"/>
-      </w:pPr>
-      <w:r>
-        <w:rPr>
-          <w:sz w:val="20"/>
-          <w:szCs w:val="20"/>
-        </w:rPr>
-        <w:t xml:space="preserve">A)  A rectangle with the same base and height, so its area equals base x height</w:t>
-      </w:r>
-    </w:p>
-    <w:p>
-      <w:pPr>
-        <w:spacing w:after="40"/>
-        <w:ind w:left="420"/>
-      </w:pPr>
-      <w:r>
-        <w:rPr>
-          <w:sz w:val="20"/>
-          <w:szCs w:val="20"/>
-        </w:rPr>
-        <w:t xml:space="preserve">B)  A bigger parallelogram, so the area gets larger</w:t>
-      </w:r>
-    </w:p>
-    <w:p>
-      <w:pPr>
-        <w:spacing w:after="40"/>
-        <w:ind w:left="420"/>
-      </w:pPr>
-      <w:r>
-        <w:rPr>
-          <w:sz w:val="20"/>
-          <w:szCs w:val="20"/>
-        </w:rPr>
-        <w:t xml:space="preserve">C)  A triangle, so the area is cut in half</w:t>
-      </w:r>
-    </w:p>
-    <w:p>
-      <w:pPr>
-        <w:spacing w:after="40"/>
-        <w:ind w:left="420"/>
-      </w:pPr>
-      <w:r>
-        <w:rPr>
-          <w:sz w:val="20"/>
-          <w:szCs w:val="20"/>
-        </w:rPr>
-        <w:t xml:space="preserve">D)  A square, so all four sides must be equal</w:t>
-      </w:r>
-    </w:p>
-    <w:p>
-      <w:pPr>
-        <w:spacing w:after="20"/>
-      </w:pPr>
-      <w:r>
-        <w:t xml:space="preserve"/>
-      </w:r>
-    </w:p>
-    <w:tbl>
-      <w:tblPr>
-        <w:tblW w:type="pct" w:w="100%"/>
-        <w:tblBorders>
-          <w:top w:val="single" w:color="C7D2DD" w:sz="6"/>
-          <w:left w:val="single" w:color="C7D2DD" w:sz="6"/>
-          <w:bottom w:val="single" w:color="C7D2DD" w:sz="6"/>
-          <w:right w:val="single" w:color="C7D2DD" w:sz="6"/>
-          <w:insideH w:val="single" w:color="auto" w:sz="4"/>
-          <w:insideV w:val="single" w:color="auto" w:sz="4"/>
-        </w:tblBorders>
-      </w:tblPr>
-      <w:tblGrid>
-        <w:gridCol w:w="100"/>
-      </w:tblGrid>
-      <w:tr>
-        <w:tc>
-          <w:tcPr>
-            <w:shd w:fill="FBF3E2" w:color="auto" w:val="clear"/>
-            <w:tcMar>
-              <w:top w:type="dxa" w:w="60"/>
-              <w:left w:type="dxa" w:w="120"/>
-              <w:bottom w:type="dxa" w:w="60"/>
-              <w:right w:type="dxa" w:w="120"/>
-            </w:tcMar>
-          </w:tcPr>
-          <w:p>
-            <w:pPr>
-              <w:spacing w:after="0" w:line="320"/>
-            </w:pPr>
-            <w:r>
-              <w:t xml:space="preserve"/>
-            </w:r>
-          </w:p>
-          <w:p>
-            <w:pPr>
-              <w:spacing w:after="0" w:line="320"/>
-            </w:pPr>
-            <w:r>
-              <w:t xml:space="preserve"/>
-            </w:r>
-          </w:p>
-        </w:tc>
-      </w:tr>
-    </w:tbl>
-    <w:p>
-      <w:pPr>
-        <w:keepNext/>
-        <w:spacing w:after="60" w:before="160"/>
-      </w:pPr>
-      <w:r>
-        <w:rPr>
-          <w:b/>
-          <w:bCs/>
-          <w:color w:val="12355B"/>
-          <w:sz w:val="22"/>
-          <w:szCs w:val="22"/>
-        </w:rPr>
-        <w:t xml:space="preserve">4.  </w:t>
-      </w:r>
-      <w:r>
-        <w:rPr>
-          <w:b/>
-          <w:bCs/>
-          <w:sz w:val="21"/>
-          <w:szCs w:val="21"/>
-        </w:rPr>
-        <w:t xml:space="preserve">A blueprint parallelogram has a base of 8 ft, a height of 5 ft, and a slanted side of 7 ft. What is its area?</w:t>
-      </w:r>
-    </w:p>
-    <w:p>
-      <w:pPr>
-        <w:spacing w:after="40"/>
-        <w:ind w:left="420"/>
-      </w:pPr>
-      <w:r>
-        <w:rPr>
-          <w:sz w:val="20"/>
-          <w:szCs w:val="20"/>
-        </w:rPr>
-        <w:t xml:space="preserve">A)  40 sq ft</w:t>
-      </w:r>
-    </w:p>
-    <w:p>
-      <w:pPr>
-        <w:spacing w:after="40"/>
-        <w:ind w:left="420"/>
-      </w:pPr>
-      <w:r>
-        <w:rPr>
-          <w:sz w:val="20"/>
-          <w:szCs w:val="20"/>
-        </w:rPr>
-        <w:t xml:space="preserve">B)  56 sq ft</w:t>
-      </w:r>
-    </w:p>
-    <w:p>
-      <w:pPr>
-        <w:spacing w:after="40"/>
-        <w:ind w:left="420"/>
-      </w:pPr>
-      <w:r>
-        <w:rPr>
-          <w:sz w:val="20"/>
-          <w:szCs w:val="20"/>
-        </w:rPr>
-        <w:t xml:space="preserve">C)  35 sq ft</w:t>
-      </w:r>
-    </w:p>
-    <w:p>
-      <w:pPr>
-        <w:spacing w:after="40"/>
-        <w:ind w:left="420"/>
-      </w:pPr>
-      <w:r>
-        <w:rPr>
-          <w:sz w:val="20"/>
-          <w:szCs w:val="20"/>
-        </w:rPr>
-        <w:t xml:space="preserve">D)  26 sq ft</w:t>
-      </w:r>
-    </w:p>
-    <w:p>
-      <w:pPr>
-        <w:spacing w:after="20"/>
-      </w:pPr>
-      <w:r>
-        <w:t xml:space="preserve"/>
-      </w:r>
-    </w:p>
-    <w:tbl>
-      <w:tblPr>
-        <w:tblW w:type="pct" w:w="100%"/>
-        <w:tblBorders>
-          <w:top w:val="single" w:color="C7D2DD" w:sz="6"/>
-          <w:left w:val="single" w:color="C7D2DD" w:sz="6"/>
-          <w:bottom w:val="single" w:color="C7D2DD" w:sz="6"/>
-          <w:right w:val="single" w:color="C7D2DD" w:sz="6"/>
-          <w:insideH w:val="single" w:color="auto" w:sz="4"/>
-          <w:insideV w:val="single" w:color="auto" w:sz="4"/>
-        </w:tblBorders>
-      </w:tblPr>
-      <w:tblGrid>
-        <w:gridCol w:w="100"/>
-      </w:tblGrid>
-      <w:tr>
-        <w:tc>
-          <w:tcPr>
-            <w:shd w:fill="FBF3E2" w:color="auto" w:val="clear"/>
-            <w:tcMar>
-              <w:top w:type="dxa" w:w="60"/>
-              <w:left w:type="dxa" w:w="120"/>
-              <w:bottom w:type="dxa" w:w="60"/>
-              <w:right w:type="dxa" w:w="120"/>
-            </w:tcMar>
-          </w:tcPr>
-          <w:p>
-            <w:pPr>
-              <w:spacing w:after="0" w:line="320"/>
-            </w:pPr>
-            <w:r>
-              <w:t xml:space="preserve"/>
-            </w:r>
-          </w:p>
-          <w:p>
-            <w:pPr>
-              <w:spacing w:after="0" w:line="320"/>
-            </w:pPr>
-            <w:r>
-              <w:t xml:space="preserve"/>
-            </w:r>
-          </w:p>
-        </w:tc>
-      </w:tr>
-    </w:tbl>
-    <w:p>
-      <w:pPr>
         <w:pStyle w:val="Heading1"/>
         <w:pageBreakBefore/>
         <w:pBdr>
@@ -3419,23 +3185,17 @@
     </w:p>
     <w:p>
       <w:pPr>
-        <w:spacing w:after="80"/>
-      </w:pPr>
-      <w:r>
-        <w:rPr>
-          <w:b/>
-          <w:bCs/>
-          <w:sz w:val="21"/>
-          <w:szCs w:val="21"/>
-        </w:rPr>
-        <w:t xml:space="preserve">1.  </w:t>
-      </w:r>
-      <w:r>
-        <w:rPr>
-          <w:sz w:val="21"/>
-          <w:szCs w:val="21"/>
-        </w:rPr>
-        <w:t xml:space="preserve">A)  45 sq cm</w:t>
+        <w:spacing w:after="100"/>
+      </w:pPr>
+      <w:r>
+        <w:rPr>
+          <w:b/>
+          <w:bCs/>
+          <w:color w:val="B97A12"/>
+          <w:sz w:val="20"/>
+          <w:szCs w:val="20"/>
+        </w:rPr>
+        <w:t xml:space="preserve">Watch for this mistake:  </w:t>
       </w:r>
       <w:r>
         <w:rPr>
@@ -3445,7 +3205,23 @@
           <w:sz w:val="19"/>
           <w:szCs w:val="19"/>
         </w:rPr>
-        <w:t xml:space="preserve">  — A = b × h = 9 × 5 = 45 square centimeters.</w:t>
+        <w:t xml:space="preserve">The most common mistake in Area of Parallelograms is multiplying the base by the slanted side instead of the perpendicular height. For a parallelogram with a base of 16 ft, a perpendicular height of 9 ft, and a slanted side of 11 ft, students compute 16 × 11 = 176 square feet instead of the correct 16 × 9 = 144 square feet. The height must be the straight-up (perpendicular) distance between the base and its opposite side, not the length of the slanted side, even though the slanted side is often the number that 'looks' like it belongs in the formula.</w:t>
+      </w:r>
+    </w:p>
+    <w:p>
+      <w:pPr>
+        <w:pStyle w:val="Heading2"/>
+        <w:spacing w:after="80" w:before="180"/>
+      </w:pPr>
+      <w:r>
+        <w:rPr>
+          <w:b/>
+          <w:bCs/>
+          <w:color w:val="12355B"/>
+          <w:sz w:val="24"/>
+          <w:szCs w:val="24"/>
+        </w:rPr>
+        <w:t xml:space="preserve">Level 1 Support</w:t>
       </w:r>
     </w:p>
     <w:p>
@@ -3459,14 +3235,14 @@
           <w:sz w:val="21"/>
           <w:szCs w:val="21"/>
         </w:rPr>
-        <w:t xml:space="preserve">2.  </w:t>
-      </w:r>
-      <w:r>
-        <w:rPr>
-          <w:sz w:val="21"/>
-          <w:szCs w:val="21"/>
-        </w:rPr>
-        <w:t xml:space="preserve">A)  The perpendicular distance between the base and the opposite side</w:t>
+        <w:t xml:space="preserve">1.  </w:t>
+      </w:r>
+      <w:r>
+        <w:rPr>
+          <w:sz w:val="21"/>
+          <w:szCs w:val="21"/>
+        </w:rPr>
+        <w:t xml:space="preserve">A)  45 sq cm</w:t>
       </w:r>
       <w:r>
         <w:rPr>
@@ -3476,7 +3252,7 @@
           <w:sz w:val="19"/>
           <w:szCs w:val="19"/>
         </w:rPr>
-        <w:t xml:space="preserve">  — The height is always the perpendicular (straight up-and-down) distance between the base and the opposite side, not the slanted side.</w:t>
+        <w:t xml:space="preserve">  — A = b × h = 9 × 5 = 45 square centimeters.</w:t>
       </w:r>
     </w:p>
     <w:p>
@@ -3490,14 +3266,14 @@
           <w:sz w:val="21"/>
           <w:szCs w:val="21"/>
         </w:rPr>
-        <w:t xml:space="preserve">3.  </w:t>
-      </w:r>
-      <w:r>
-        <w:rPr>
-          <w:sz w:val="21"/>
-          <w:szCs w:val="21"/>
-        </w:rPr>
-        <w:t xml:space="preserve">A)  A rectangle with the same base and height, so its area equals base x height</w:t>
+        <w:t xml:space="preserve">2.  </w:t>
+      </w:r>
+      <w:r>
+        <w:rPr>
+          <w:sz w:val="21"/>
+          <w:szCs w:val="21"/>
+        </w:rPr>
+        <w:t xml:space="preserve">A)  The perpendicular distance between the base and the opposite side</w:t>
       </w:r>
       <w:r>
         <w:rPr>
@@ -3507,38 +3283,7 @@
           <w:sz w:val="19"/>
           <w:szCs w:val="19"/>
         </w:rPr>
-        <w:t xml:space="preserve">  — Sliding the cut triangle turns the parallelogram into a rectangle that keeps the same base and height. A rectangle's area is base x height, so the parallelogram's area is base x height too.</w:t>
-      </w:r>
-    </w:p>
-    <w:p>
-      <w:pPr>
-        <w:spacing w:after="80"/>
-      </w:pPr>
-      <w:r>
-        <w:rPr>
-          <w:b/>
-          <w:bCs/>
-          <w:sz w:val="21"/>
-          <w:szCs w:val="21"/>
-        </w:rPr>
-        <w:t xml:space="preserve">4.  </w:t>
-      </w:r>
-      <w:r>
-        <w:rPr>
-          <w:sz w:val="21"/>
-          <w:szCs w:val="21"/>
-        </w:rPr>
-        <w:t xml:space="preserve">A)  40 sq ft</w:t>
-      </w:r>
-      <w:r>
-        <w:rPr>
-          <w:i/>
-          <w:iCs/>
-          <w:color w:val="5F6F80"/>
-          <w:sz w:val="19"/>
-          <w:szCs w:val="19"/>
-        </w:rPr>
-        <w:t xml:space="preserve">  — Area = base x height = 8 x 5 = 40 sq ft. The 7 ft slanted side is not used; only the perpendicular height belongs in the formula.</w:t>
+        <w:t xml:space="preserve">  — The height is always the perpendicular (straight up-and-down) distance between the base and the opposite side, not the slanted side.</w:t>
       </w:r>
     </w:p>
     <w:p>

--- a/lessons/5-1/downloads/5-1-notes-teacher.docx
+++ b/lessons/5-1/downloads/5-1-notes-teacher.docx
@@ -1423,7 +1423,22 @@
           <w:sz w:val="30"/>
           <w:szCs w:val="30"/>
         </w:rPr>
-        <w:t xml:space="preserve">Worked Example</w:t>
+        <w:t xml:space="preserve">Write About the Math</w:t>
+      </w:r>
+    </w:p>
+    <w:p>
+      <w:pPr>
+        <w:spacing w:after="100"/>
+      </w:pPr>
+      <w:r>
+        <w:rPr>
+          <w:i/>
+          <w:iCs/>
+          <w:color w:val="5F6F80"/>
+          <w:sz w:val="19"/>
+          <w:szCs w:val="19"/>
+        </w:rPr>
+        <w:t xml:space="preserve">Use the support level you need. Every level answers the same math question.</w:t>
       </w:r>
     </w:p>
     <w:p>
@@ -1439,17 +1454,17 @@
           <w:sz w:val="24"/>
           <w:szCs w:val="24"/>
         </w:rPr>
-        <w:t xml:space="preserve">Watch &amp; Read</w:t>
+        <w:t xml:space="preserve">1. Understand the Question</w:t>
       </w:r>
       <w:r>
         <w:rPr>
           <w:i/>
           <w:iCs/>
-          <w:color w:val="1FA6A2"/>
+          <w:color w:val="B97A12"/>
           <w:sz w:val="19"/>
           <w:szCs w:val="19"/>
         </w:rPr>
-        <w:t xml:space="preserve">   I Do — follow along with your teacher</w:t>
+        <w:t xml:space="preserve">   justify</w:t>
       </w:r>
     </w:p>
     <w:tbl>
@@ -1484,25 +1499,44 @@
             </w:pPr>
             <w:r>
               <w:rPr>
+                <w:color w:val="1A2733"/>
+                <w:sz w:val="21"/>
+                <w:szCs w:val="21"/>
+              </w:rPr>
+              <w:t xml:space="preserve">On the grid you cut a triangle off one end of the parallelogram and slid it to the other side. What shape did you make, and why does that prove the area is base x height?</w:t>
+            </w:r>
+          </w:p>
+          <w:p>
+            <w:pPr>
+              <w:spacing w:after="0"/>
+            </w:pPr>
+            <w:r>
+              <w:rPr>
                 <w:b/>
                 <w:bCs/>
                 <w:color w:val="12355B"/>
-                <w:sz w:val="22"/>
-                <w:szCs w:val="22"/>
-              </w:rPr>
-              <w:t xml:space="preserve">Blueprint Review</w:t>
-            </w:r>
-          </w:p>
-          <w:p>
-            <w:pPr>
-              <w:spacing w:after="0"/>
-            </w:pPr>
-            <w:r>
-              <w:rPr>
-                <w:sz w:val="21"/>
-                <w:szCs w:val="21"/>
-              </w:rPr>
-              <w:t xml:space="preserve">Your architecture firm is designing a parallelogram-shaped patio for a client's backyard. The client needs to know how many square feet of pavers to order. The patio has a base of 14 feet and a height of 9 feet.</w:t>
+                <w:sz w:val="20"/>
+                <w:szCs w:val="20"/>
+              </w:rPr>
+              <w:t xml:space="preserve">Your job:  </w:t>
+            </w:r>
+            <w:r>
+              <w:rPr>
+                <w:sz w:val="20"/>
+                <w:szCs w:val="20"/>
+              </w:rPr>
+              <w:t xml:space="preserve">Answer the question. Use math evidence. Explain how the evidence proves your answer.</w:t>
+            </w:r>
+            <w:r>
+              <w:rPr>
+                <w:i/>
+                <w:iCs/>
+                <w:color w:val="5F6F80"/>
+                <w:sz w:val="18"/>
+                <w:szCs w:val="18"/>
+              </w:rPr>
+              <w:br/>
+              <w:t xml:space="preserve">Responde la pregunta. Usa evidencia matemática. Explica cómo la evidencia demuestra tu respuesta.</w:t>
             </w:r>
           </w:p>
         </w:tc>
@@ -1510,94 +1544,6 @@
     </w:tbl>
     <w:p>
       <w:pPr>
-        <w:spacing w:after="80"/>
-      </w:pPr>
-      <w:r>
-        <w:t xml:space="preserve"/>
-      </w:r>
-    </w:p>
-    <w:p>
-      <w:pPr>
-        <w:spacing w:after="50" w:before="60"/>
-      </w:pPr>
-      <w:r>
-        <w:rPr>
-          <w:b/>
-          <w:bCs/>
-          <w:color w:val="12355B"/>
-          <w:sz w:val="21"/>
-          <w:szCs w:val="21"/>
-        </w:rPr>
-        <w:t xml:space="preserve">Think about:</w:t>
-      </w:r>
-    </w:p>
-    <w:p>
-      <w:pPr>
-        <w:spacing w:after="40"/>
-        <w:ind w:left="300"/>
-      </w:pPr>
-      <w:r>
-        <w:rPr>
-          <w:sz w:val="20"/>
-          <w:szCs w:val="20"/>
-        </w:rPr>
-        <w:t xml:space="preserve">•  What shape is the patio?</w:t>
-      </w:r>
-    </w:p>
-    <w:p>
-      <w:pPr>
-        <w:spacing w:after="40"/>
-        <w:ind w:left="300"/>
-      </w:pPr>
-      <w:r>
-        <w:rPr>
-          <w:sz w:val="20"/>
-          <w:szCs w:val="20"/>
-        </w:rPr>
-        <w:t xml:space="preserve">•  What measurements are given?</w:t>
-      </w:r>
-    </w:p>
-    <w:p>
-      <w:pPr>
-        <w:spacing w:after="40"/>
-        <w:ind w:left="300"/>
-      </w:pPr>
-      <w:r>
-        <w:rPr>
-          <w:sz w:val="20"/>
-          <w:szCs w:val="20"/>
-        </w:rPr>
-        <w:t xml:space="preserve">•  How is a parallelogram different from a rectangle?</w:t>
-      </w:r>
-    </w:p>
-    <w:p>
-      <w:pPr>
-        <w:spacing w:after="40"/>
-        <w:ind w:left="300"/>
-      </w:pPr>
-      <w:r>
-        <w:rPr>
-          <w:sz w:val="20"/>
-          <w:szCs w:val="20"/>
-        </w:rPr>
-        <w:t xml:space="preserve">•  Why do we use the height instead of the slanted side to find the area?</w:t>
-      </w:r>
-    </w:p>
-    <w:p>
-      <w:pPr>
-        <w:spacing w:after="40"/>
-        <w:ind w:left="300"/>
-      </w:pPr>
-      <w:r>
-        <w:rPr>
-          <w:sz w:val="20"/>
-          <w:szCs w:val="20"/>
-        </w:rPr>
-        <w:t xml:space="preserve">•  Can you rearrange a parallelogram into a rectangle?</w:t>
-      </w:r>
-    </w:p>
-    <w:p>
-      <w:pPr>
         <w:pStyle w:val="Heading2"/>
         <w:spacing w:after="80" w:before="180"/>
       </w:pPr>
@@ -1609,7 +1555,7 @@
           <w:sz w:val="24"/>
           <w:szCs w:val="24"/>
         </w:rPr>
-        <w:t xml:space="preserve">Solved Example</w:t>
+        <w:t xml:space="preserve">2. Plan Your Math Words</w:t>
       </w:r>
       <w:r>
         <w:rPr>
@@ -1619,150 +1565,299 @@
           <w:sz w:val="19"/>
           <w:szCs w:val="19"/>
         </w:rPr>
-        <w:t xml:space="preserve">   I Do — watch each step</w:t>
-      </w:r>
-    </w:p>
-    <w:p>
-      <w:pPr>
-        <w:keepNext/>
-        <w:spacing w:after="40"/>
-      </w:pPr>
-      <w:r>
-        <w:rPr>
-          <w:b/>
-          <w:bCs/>
-          <w:color w:val="12355B"/>
-          <w:sz w:val="21"/>
-          <w:szCs w:val="21"/>
-        </w:rPr>
-        <w:t xml:space="preserve">Problem:  </w:t>
-      </w:r>
-      <w:r>
-        <w:rPr>
-          <w:sz w:val="21"/>
-          <w:szCs w:val="21"/>
-        </w:rPr>
-        <w:t xml:space="preserve">What is the area of a parallelogram with base 10 cm and height 7 cm?</w:t>
-      </w:r>
-    </w:p>
-    <w:p>
-      <w:pPr>
-        <w:spacing w:after="30"/>
-        <w:ind w:left="420"/>
-      </w:pPr>
-      <w:r>
-        <w:rPr>
+        <w:t xml:space="preserve">   check at least two</w:t>
+      </w:r>
+    </w:p>
+    <w:p>
+      <w:pPr>
+        <w:spacing w:after="60"/>
+      </w:pPr>
+      <w:r>
+        <w:rPr>
+          <w:b/>
+          <w:bCs/>
+          <w:color w:val="1FA6A2"/>
+          <w:sz w:val="22"/>
+          <w:szCs w:val="22"/>
+        </w:rPr>
+        <w:t xml:space="preserve">☐  </w:t>
+      </w:r>
+      <w:r>
+        <w:rPr>
+          <w:b/>
+          <w:bCs/>
+          <w:color w:val="12355B"/>
           <w:sz w:val="20"/>
           <w:szCs w:val="20"/>
         </w:rPr>
-        <w:t xml:space="preserve">A)  70 sq cm</w:t>
-      </w:r>
-    </w:p>
-    <w:p>
-      <w:pPr>
-        <w:spacing w:after="30"/>
-        <w:ind w:left="420"/>
-      </w:pPr>
+        <w:t xml:space="preserve">Base — </w:t>
+      </w:r>
       <w:r>
         <w:rPr>
           <w:sz w:val="20"/>
           <w:szCs w:val="20"/>
         </w:rPr>
-        <w:t xml:space="preserve">B)  34 sq cm</w:t>
-      </w:r>
-    </w:p>
-    <w:p>
-      <w:pPr>
-        <w:spacing w:after="30"/>
-        <w:ind w:left="420"/>
-      </w:pPr>
-      <w:r>
-        <w:rPr>
+        <w:t xml:space="preserve">A side of the shape you use to find the area.</w:t>
+      </w:r>
+      <w:r>
+        <w:rPr>
+          <w:i/>
+          <w:iCs/>
+          <w:color w:val="5F6F80"/>
+          <w:sz w:val="18"/>
+          <w:szCs w:val="18"/>
+        </w:rPr>
+        <w:br/>
+        <w:t xml:space="preserve">Base — Un lado de la figura que usas para hallar el área.</w:t>
+      </w:r>
+    </w:p>
+    <w:p>
+      <w:pPr>
+        <w:spacing w:after="60"/>
+      </w:pPr>
+      <w:r>
+        <w:rPr>
+          <w:b/>
+          <w:bCs/>
+          <w:color w:val="1FA6A2"/>
+          <w:sz w:val="22"/>
+          <w:szCs w:val="22"/>
+        </w:rPr>
+        <w:t xml:space="preserve">☐  </w:t>
+      </w:r>
+      <w:r>
+        <w:rPr>
+          <w:b/>
+          <w:bCs/>
+          <w:color w:val="12355B"/>
           <w:sz w:val="20"/>
           <w:szCs w:val="20"/>
         </w:rPr>
-        <w:t xml:space="preserve">C)  17 sq cm</w:t>
-      </w:r>
-    </w:p>
-    <w:p>
-      <w:pPr>
-        <w:spacing w:after="30"/>
-        <w:ind w:left="420"/>
-      </w:pPr>
+        <w:t xml:space="preserve">Height — </w:t>
+      </w:r>
       <w:r>
         <w:rPr>
           <w:sz w:val="20"/>
           <w:szCs w:val="20"/>
         </w:rPr>
-        <w:t xml:space="preserve">D)  70 cm</w:t>
-      </w:r>
-    </w:p>
-    <w:p>
-      <w:pPr>
-        <w:spacing w:after="20" w:before="50"/>
+        <w:t xml:space="preserve">The straight-up distance from the base to the top.</w:t>
+      </w:r>
+      <w:r>
+        <w:rPr>
+          <w:i/>
+          <w:iCs/>
+          <w:color w:val="5F6F80"/>
+          <w:sz w:val="18"/>
+          <w:szCs w:val="18"/>
+        </w:rPr>
+        <w:br/>
+        <w:t xml:space="preserve">Altura — La distancia recta hacia arriba desde la base hasta la parte de arriba.</w:t>
+      </w:r>
+    </w:p>
+    <w:p>
+      <w:pPr>
+        <w:spacing w:after="60"/>
       </w:pPr>
       <w:r>
         <w:rPr>
           <w:b/>
           <w:bCs/>
           <w:color w:val="1FA6A2"/>
-          <w:sz w:val="21"/>
-          <w:szCs w:val="21"/>
-        </w:rPr>
-        <w:t xml:space="preserve">Step 1:  </w:t>
-      </w:r>
-      <w:r>
-        <w:rPr>
-          <w:sz w:val="21"/>
-          <w:szCs w:val="21"/>
-        </w:rPr>
-        <w:t xml:space="preserve">A = b × h = 10 × 7 = 70 square centimeters.</w:t>
-      </w:r>
-    </w:p>
-    <w:p>
-      <w:pPr>
-        <w:spacing w:after="40" w:before="60"/>
-      </w:pPr>
-      <w:r>
-        <w:rPr>
-          <w:b/>
-          <w:bCs/>
-          <w:color w:val="12355B"/>
-          <w:sz w:val="21"/>
-          <w:szCs w:val="21"/>
-        </w:rPr>
-        <w:t xml:space="preserve">Answer:  </w:t>
-      </w:r>
-      <w:r>
-        <w:rPr>
-          <w:b/>
-          <w:bCs/>
-          <w:sz w:val="21"/>
-          <w:szCs w:val="21"/>
-        </w:rPr>
-        <w:t xml:space="preserve">A. 70 sq cm</w:t>
-      </w:r>
-    </w:p>
-    <w:p>
-      <w:pPr>
-        <w:pStyle w:val="Heading1"/>
-        <w:pageBreakBefore/>
-        <w:pBdr>
-          <w:bottom w:val="single" w:color="1FA6A2" w:sz="14" w:space="6"/>
-        </w:pBdr>
-        <w:spacing w:after="140" w:before="0"/>
-      </w:pPr>
-      <w:r>
-        <w:rPr>
-          <w:b/>
-          <w:bCs/>
-          <w:color w:val="12355B"/>
-          <w:sz w:val="30"/>
-          <w:szCs w:val="30"/>
-        </w:rPr>
-        <w:t xml:space="preserve">Guided Practice</w:t>
-      </w:r>
-    </w:p>
+          <w:sz w:val="22"/>
+          <w:szCs w:val="22"/>
+        </w:rPr>
+        <w:t xml:space="preserve">☐  </w:t>
+      </w:r>
+      <w:r>
+        <w:rPr>
+          <w:b/>
+          <w:bCs/>
+          <w:color w:val="12355B"/>
+          <w:sz w:val="20"/>
+          <w:szCs w:val="20"/>
+        </w:rPr>
+        <w:t xml:space="preserve">Area — </w:t>
+      </w:r>
+      <w:r>
+        <w:rPr>
+          <w:sz w:val="20"/>
+          <w:szCs w:val="20"/>
+        </w:rPr>
+        <w:t xml:space="preserve">How much space is inside a flat shape.</w:t>
+      </w:r>
+      <w:r>
+        <w:rPr>
+          <w:i/>
+          <w:iCs/>
+          <w:color w:val="5F6F80"/>
+          <w:sz w:val="18"/>
+          <w:szCs w:val="18"/>
+        </w:rPr>
+        <w:br/>
+        <w:t xml:space="preserve">Área — Cuánto espacio hay dentro de una figura plana.</w:t>
+      </w:r>
+    </w:p>
+    <w:p>
+      <w:pPr>
+        <w:spacing w:after="60"/>
+      </w:pPr>
+      <w:r>
+        <w:rPr>
+          <w:b/>
+          <w:bCs/>
+          <w:color w:val="1FA6A2"/>
+          <w:sz w:val="22"/>
+          <w:szCs w:val="22"/>
+        </w:rPr>
+        <w:t xml:space="preserve">☐  </w:t>
+      </w:r>
+      <w:r>
+        <w:rPr>
+          <w:b/>
+          <w:bCs/>
+          <w:color w:val="12355B"/>
+          <w:sz w:val="20"/>
+          <w:szCs w:val="20"/>
+        </w:rPr>
+        <w:t xml:space="preserve">Parallelogram — </w:t>
+      </w:r>
+      <w:r>
+        <w:rPr>
+          <w:sz w:val="20"/>
+          <w:szCs w:val="20"/>
+        </w:rPr>
+        <w:t xml:space="preserve">A four-sided shape with two pairs of parallel sides.</w:t>
+      </w:r>
+      <w:r>
+        <w:rPr>
+          <w:i/>
+          <w:iCs/>
+          <w:color w:val="5F6F80"/>
+          <w:sz w:val="18"/>
+          <w:szCs w:val="18"/>
+        </w:rPr>
+        <w:br/>
+        <w:t xml:space="preserve">Paralelogramo — Una figura de cuatro lados con dos pares de lados paralelos.</w:t>
+      </w:r>
+    </w:p>
+    <w:p>
+      <w:pPr>
+        <w:spacing w:after="60"/>
+      </w:pPr>
+      <w:r>
+        <w:rPr>
+          <w:b/>
+          <w:bCs/>
+          <w:color w:val="1FA6A2"/>
+          <w:sz w:val="22"/>
+          <w:szCs w:val="22"/>
+        </w:rPr>
+        <w:t xml:space="preserve">☐  </w:t>
+      </w:r>
+      <w:r>
+        <w:rPr>
+          <w:b/>
+          <w:bCs/>
+          <w:color w:val="12355B"/>
+          <w:sz w:val="20"/>
+          <w:szCs w:val="20"/>
+        </w:rPr>
+        <w:t xml:space="preserve">Composite figure — </w:t>
+      </w:r>
+      <w:r>
+        <w:rPr>
+          <w:sz w:val="20"/>
+          <w:szCs w:val="20"/>
+        </w:rPr>
+        <w:t xml:space="preserve">A shape made by putting two or more simple shapes together.</w:t>
+      </w:r>
+      <w:r>
+        <w:rPr>
+          <w:i/>
+          <w:iCs/>
+          <w:color w:val="5F6F80"/>
+          <w:sz w:val="18"/>
+          <w:szCs w:val="18"/>
+        </w:rPr>
+        <w:br/>
+        <w:t xml:space="preserve">Figura compuesta — Una figura formada al juntar dos o más figuras simples.</w:t>
+      </w:r>
+    </w:p>
+    <w:tbl>
+      <w:tblPr>
+        <w:tblW w:type="pct" w:w="100%"/>
+        <w:tblBorders>
+          <w:top w:val="single" w:color="1FA6A2" w:sz="8"/>
+          <w:left w:val="single" w:color="1FA6A2" w:sz="8"/>
+          <w:bottom w:val="single" w:color="1FA6A2" w:sz="8"/>
+          <w:right w:val="single" w:color="1FA6A2" w:sz="8"/>
+          <w:insideH w:val="single" w:color="auto" w:sz="4"/>
+          <w:insideV w:val="single" w:color="auto" w:sz="4"/>
+        </w:tblBorders>
+      </w:tblPr>
+      <w:tblGrid>
+        <w:gridCol w:w="100"/>
+      </w:tblGrid>
+      <w:tr>
+        <w:tc>
+          <w:tcPr>
+            <w:shd w:fill="F7FFFD" w:color="auto" w:val="clear"/>
+            <w:tcMar>
+              <w:top w:type="dxa" w:w="120"/>
+              <w:left w:type="dxa" w:w="180"/>
+              <w:bottom w:type="dxa" w:w="120"/>
+              <w:right w:type="dxa" w:w="180"/>
+            </w:tcMar>
+          </w:tcPr>
+          <w:p>
+            <w:pPr>
+              <w:spacing w:after="50"/>
+            </w:pPr>
+            <w:r>
+              <w:rPr>
+                <w:b/>
+                <w:bCs/>
+                <w:color w:val="1FA6A2"/>
+                <w:sz w:val="20"/>
+                <w:szCs w:val="20"/>
+              </w:rPr>
+              <w:t xml:space="preserve">Say it first:  </w:t>
+            </w:r>
+            <w:r>
+              <w:rPr>
+                <w:sz w:val="20"/>
+                <w:szCs w:val="20"/>
+              </w:rPr>
+              <w:t xml:space="preserve">Say your idea to a partner or quietly to yourself before you write.</w:t>
+            </w:r>
+          </w:p>
+          <w:p>
+            <w:pPr>
+              <w:spacing w:after="60"/>
+            </w:pPr>
+            <w:r>
+              <w:rPr>
+                <w:color w:val="1A2733"/>
+                <w:sz w:val="21"/>
+                <w:szCs w:val="21"/>
+              </w:rPr>
+              <w:t xml:space="preserve">When I move the triangle, I get a ___.</w:t>
+            </w:r>
+            <w:r>
+              <w:rPr>
+                <w:i/>
+                <w:iCs/>
+                <w:color w:val="5F6F80"/>
+                <w:sz w:val="19"/>
+                <w:szCs w:val="19"/>
+              </w:rPr>
+              <w:br/>
+              <w:t xml:space="preserve">Cuando muevo el triángulo, obtengo un ___.</w:t>
+            </w:r>
+          </w:p>
+        </w:tc>
+      </w:tr>
+    </w:tbl>
     <w:p>
       <w:pPr>
         <w:pStyle w:val="Heading2"/>
@@ -1776,181 +1871,17 @@
           <w:sz w:val="24"/>
           <w:szCs w:val="24"/>
         </w:rPr>
-        <w:t xml:space="preserve">Solve Together</w:t>
+        <w:t xml:space="preserve">3. Build Your Explanation</w:t>
       </w:r>
       <w:r>
         <w:rPr>
           <w:i/>
           <w:iCs/>
-          <w:color w:val="6B4FA0"/>
+          <w:color w:val="B97A12"/>
           <w:sz w:val="19"/>
           <w:szCs w:val="19"/>
         </w:rPr>
-        <w:t xml:space="preserve">   We Do — work with your class</w:t>
-      </w:r>
-    </w:p>
-    <w:p>
-      <w:pPr>
-        <w:keepNext/>
-        <w:spacing w:after="40" w:before="40"/>
-      </w:pPr>
-      <w:r>
-        <w:rPr>
-          <w:b/>
-          <w:bCs/>
-          <w:color w:val="12355B"/>
-          <w:sz w:val="21"/>
-          <w:szCs w:val="21"/>
-        </w:rPr>
-        <w:t xml:space="preserve">Problem:  </w:t>
-      </w:r>
-      <w:r>
-        <w:rPr>
-          <w:sz w:val="21"/>
-          <w:szCs w:val="21"/>
-        </w:rPr>
-        <w:t xml:space="preserve">A parallelogram has an area of 54 sq ft and a base of 9 ft. What is the height?</w:t>
-      </w:r>
-    </w:p>
-    <w:p>
-      <w:pPr>
-        <w:spacing w:after="30"/>
-        <w:ind w:left="420"/>
-      </w:pPr>
-      <w:r>
-        <w:rPr>
-          <w:sz w:val="20"/>
-          <w:szCs w:val="20"/>
-        </w:rPr>
-        <w:t xml:space="preserve">A)  6 ft</w:t>
-      </w:r>
-    </w:p>
-    <w:p>
-      <w:pPr>
-        <w:spacing w:after="30"/>
-        <w:ind w:left="420"/>
-      </w:pPr>
-      <w:r>
-        <w:rPr>
-          <w:sz w:val="20"/>
-          <w:szCs w:val="20"/>
-        </w:rPr>
-        <w:t xml:space="preserve">B)  45 ft</w:t>
-      </w:r>
-    </w:p>
-    <w:p>
-      <w:pPr>
-        <w:spacing w:after="30"/>
-        <w:ind w:left="420"/>
-      </w:pPr>
-      <w:r>
-        <w:rPr>
-          <w:sz w:val="20"/>
-          <w:szCs w:val="20"/>
-        </w:rPr>
-        <w:t xml:space="preserve">C)  63 ft</w:t>
-      </w:r>
-    </w:p>
-    <w:p>
-      <w:pPr>
-        <w:spacing w:after="30"/>
-        <w:ind w:left="420"/>
-      </w:pPr>
-      <w:r>
-        <w:rPr>
-          <w:sz w:val="20"/>
-          <w:szCs w:val="20"/>
-        </w:rPr>
-        <w:t xml:space="preserve">D)  27 ft</w:t>
-      </w:r>
-    </w:p>
-    <w:p>
-      <w:pPr>
-        <w:keepNext/>
-        <w:spacing w:after="0" w:before="50"/>
-      </w:pPr>
-      <w:r>
-        <w:rPr>
-          <w:b/>
-          <w:bCs/>
-          <w:color w:val="6B4FA0"/>
-          <w:sz w:val="21"/>
-          <w:szCs w:val="21"/>
-        </w:rPr>
-        <w:t xml:space="preserve">Step 1:</w:t>
-      </w:r>
-    </w:p>
-    <w:p>
-      <w:pPr>
-        <w:pBdr>
-          <w:bottom w:val="single" w:color="AFBECC" w:sz="6"/>
-        </w:pBdr>
-        <w:spacing w:after="30" w:before="150"/>
-      </w:pPr>
-      <w:r>
-        <w:t xml:space="preserve"/>
-      </w:r>
-    </w:p>
-    <w:p>
-      <w:pPr>
-        <w:keepNext/>
-        <w:spacing w:after="0" w:before="50"/>
-      </w:pPr>
-      <w:r>
-        <w:rPr>
-          <w:b/>
-          <w:bCs/>
-          <w:color w:val="6B4FA0"/>
-          <w:sz w:val="21"/>
-          <w:szCs w:val="21"/>
-        </w:rPr>
-        <w:t xml:space="preserve">Step 2:</w:t>
-      </w:r>
-    </w:p>
-    <w:p>
-      <w:pPr>
-        <w:pBdr>
-          <w:bottom w:val="single" w:color="AFBECC" w:sz="6"/>
-        </w:pBdr>
-        <w:spacing w:after="30" w:before="150"/>
-      </w:pPr>
-      <w:r>
-        <w:t xml:space="preserve"/>
-      </w:r>
-    </w:p>
-    <w:p>
-      <w:pPr>
-        <w:keepNext/>
-        <w:spacing w:after="0" w:before="60"/>
-      </w:pPr>
-      <w:r>
-        <w:rPr>
-          <w:b/>
-          <w:bCs/>
-          <w:color w:val="12355B"/>
-          <w:sz w:val="21"/>
-          <w:szCs w:val="21"/>
-        </w:rPr>
-        <w:t xml:space="preserve">Answer:</w:t>
-      </w:r>
-    </w:p>
-    <w:p>
-      <w:pPr>
-        <w:pBdr>
-          <w:bottom w:val="single" w:color="AFBECC" w:sz="6"/>
-        </w:pBdr>
-        <w:spacing w:after="30" w:before="150"/>
-      </w:pPr>
-      <w:r>
-        <w:t xml:space="preserve"/>
-      </w:r>
-    </w:p>
-    <w:p>
-      <w:pPr>
-        <w:spacing w:after="80"/>
-      </w:pPr>
-      <w:r>
-        <w:t xml:space="preserve"/>
+        <w:t xml:space="preserve">   choose your support</w:t>
       </w:r>
     </w:p>
     <w:tbl>
@@ -1981,6 +1912,1371 @@
           </w:tcPr>
           <w:p>
             <w:pPr>
+              <w:spacing w:after="50"/>
+            </w:pPr>
+            <w:r>
+              <w:rPr>
+                <w:i/>
+                <w:iCs/>
+                <w:color w:val="5F6F80"/>
+                <w:sz w:val="19"/>
+                <w:szCs w:val="19"/>
+              </w:rPr>
+              <w:t xml:space="preserve">This model shows the parts of an explanation. It does not answer your writing question.</w:t>
+            </w:r>
+          </w:p>
+          <w:p>
+            <w:pPr>
+              <w:spacing w:after="80"/>
+            </w:pPr>
+            <w:r>
+              <w:rPr>
+                <w:b/>
+                <w:bCs/>
+                <w:color w:val="12355B"/>
+                <w:sz w:val="19"/>
+                <w:szCs w:val="19"/>
+              </w:rPr>
+              <w:t xml:space="preserve">Claim:  </w:t>
+            </w:r>
+            <w:r>
+              <w:rPr>
+                <w:sz w:val="19"/>
+                <w:szCs w:val="19"/>
+              </w:rPr>
+              <w:t xml:space="preserve">We use the height because it is perpendicular to the base.</w:t>
+            </w:r>
+          </w:p>
+          <w:p>
+            <w:pPr>
+              <w:spacing w:after="80"/>
+            </w:pPr>
+            <w:r>
+              <w:rPr>
+                <w:b/>
+                <w:bCs/>
+                <w:color w:val="12355B"/>
+                <w:sz w:val="19"/>
+                <w:szCs w:val="19"/>
+              </w:rPr>
+              <w:t xml:space="preserve">Evidence:  </w:t>
+            </w:r>
+            <w:r>
+              <w:rPr>
+                <w:sz w:val="19"/>
+                <w:szCs w:val="19"/>
+              </w:rPr>
+              <w:t xml:space="preserve">Students connect 'height' to the perpendicular (straight-up) distance from base to top, and recognize the slanted side is longer and would overstate the area.</w:t>
+            </w:r>
+          </w:p>
+          <w:p>
+            <w:pPr>
+              <w:spacing w:after="80"/>
+            </w:pPr>
+            <w:r>
+              <w:rPr>
+                <w:b/>
+                <w:bCs/>
+                <w:color w:val="12355B"/>
+                <w:sz w:val="19"/>
+                <w:szCs w:val="19"/>
+              </w:rPr>
+              <w:t xml:space="preserve">Reasoning:  </w:t>
+            </w:r>
+            <w:r>
+              <w:rPr>
+                <w:sz w:val="19"/>
+                <w:szCs w:val="19"/>
+              </w:rPr>
+              <w:t xml:space="preserve">This evidence connects the definition of parallelogram to the mathematical claim.</w:t>
+            </w:r>
+          </w:p>
+        </w:tc>
+      </w:tr>
+    </w:tbl>
+    <w:p>
+      <w:pPr>
+        <w:pStyle w:val="Heading2"/>
+        <w:spacing w:after="80" w:before="180"/>
+      </w:pPr>
+      <w:r>
+        <w:rPr>
+          <w:b/>
+          <w:bCs/>
+          <w:color w:val="12355B"/>
+          <w:sz w:val="24"/>
+          <w:szCs w:val="24"/>
+        </w:rPr>
+        <w:t xml:space="preserve">Start</w:t>
+      </w:r>
+      <w:r>
+        <w:rPr>
+          <w:i/>
+          <w:iCs/>
+          <w:color w:val="1FA6A2"/>
+          <w:sz w:val="19"/>
+          <w:szCs w:val="19"/>
+        </w:rPr>
+        <w:t xml:space="preserve">   Most language support</w:t>
+      </w:r>
+    </w:p>
+    <w:p>
+      <w:pPr>
+        <w:spacing w:after="60"/>
+      </w:pPr>
+      <w:r>
+        <w:rPr>
+          <w:color w:val="1A2733"/>
+          <w:sz w:val="21"/>
+          <w:szCs w:val="21"/>
+        </w:rPr>
+        <w:t xml:space="preserve">Complete the frames. Use the word bank.</w:t>
+      </w:r>
+      <w:r>
+        <w:rPr>
+          <w:i/>
+          <w:iCs/>
+          <w:color w:val="5F6F80"/>
+          <w:sz w:val="19"/>
+          <w:szCs w:val="19"/>
+        </w:rPr>
+        <w:br/>
+        <w:t xml:space="preserve">Completa las oraciones. Usa el banco de palabras.</w:t>
+      </w:r>
+    </w:p>
+    <w:p>
+      <w:pPr>
+        <w:spacing w:after="60"/>
+      </w:pPr>
+      <w:r>
+        <w:rPr>
+          <w:color w:val="1A2733"/>
+          <w:sz w:val="21"/>
+          <w:szCs w:val="21"/>
+        </w:rPr>
+        <w:t xml:space="preserve">When I move the triangle, I get a ___.</w:t>
+      </w:r>
+      <w:r>
+        <w:rPr>
+          <w:i/>
+          <w:iCs/>
+          <w:color w:val="5F6F80"/>
+          <w:sz w:val="19"/>
+          <w:szCs w:val="19"/>
+        </w:rPr>
+        <w:br/>
+        <w:t xml:space="preserve">Cuando muevo el triángulo, obtengo un ___.</w:t>
+      </w:r>
+    </w:p>
+    <w:p>
+      <w:pPr>
+        <w:spacing w:after="60"/>
+      </w:pPr>
+      <w:r>
+        <w:rPr>
+          <w:color w:val="1A2733"/>
+          <w:sz w:val="21"/>
+          <w:szCs w:val="21"/>
+        </w:rPr>
+        <w:t xml:space="preserve">Area equals base times ___, so 14 times 9 equals ___.</w:t>
+      </w:r>
+      <w:r>
+        <w:rPr>
+          <w:i/>
+          <w:iCs/>
+          <w:color w:val="5F6F80"/>
+          <w:sz w:val="19"/>
+          <w:szCs w:val="19"/>
+        </w:rPr>
+        <w:br/>
+        <w:t xml:space="preserve">El área es la base por ___, entonces 14 por 9 es ___.</w:t>
+      </w:r>
+    </w:p>
+    <w:tbl>
+      <w:tblPr>
+        <w:tblW w:type="pct" w:w="100%"/>
+        <w:tblBorders>
+          <w:top w:val="single" w:color="C7D2DD" w:sz="6"/>
+          <w:left w:val="single" w:color="C7D2DD" w:sz="6"/>
+          <w:bottom w:val="single" w:color="C7D2DD" w:sz="6"/>
+          <w:right w:val="single" w:color="C7D2DD" w:sz="6"/>
+          <w:insideH w:val="single" w:color="auto" w:sz="4"/>
+          <w:insideV w:val="single" w:color="auto" w:sz="4"/>
+        </w:tblBorders>
+      </w:tblPr>
+      <w:tblGrid>
+        <w:gridCol w:w="100"/>
+      </w:tblGrid>
+      <w:tr>
+        <w:tc>
+          <w:tcPr>
+            <w:shd w:fill="FBF3E2" w:color="auto" w:val="clear"/>
+            <w:tcMar>
+              <w:top w:type="dxa" w:w="60"/>
+              <w:left w:type="dxa" w:w="120"/>
+              <w:bottom w:type="dxa" w:w="60"/>
+              <w:right w:type="dxa" w:w="120"/>
+            </w:tcMar>
+          </w:tcPr>
+          <w:p>
+            <w:pPr>
+              <w:spacing w:after="0" w:line="320"/>
+            </w:pPr>
+            <w:r>
+              <w:t xml:space="preserve"/>
+            </w:r>
+          </w:p>
+          <w:p>
+            <w:pPr>
+              <w:spacing w:after="0" w:line="320"/>
+            </w:pPr>
+            <w:r>
+              <w:t xml:space="preserve"/>
+            </w:r>
+          </w:p>
+          <w:p>
+            <w:pPr>
+              <w:spacing w:after="0" w:line="320"/>
+            </w:pPr>
+            <w:r>
+              <w:t xml:space="preserve"/>
+            </w:r>
+          </w:p>
+        </w:tc>
+      </w:tr>
+    </w:tbl>
+    <w:p>
+      <w:pPr>
+        <w:pStyle w:val="Heading2"/>
+        <w:spacing w:after="80" w:before="180"/>
+      </w:pPr>
+      <w:r>
+        <w:rPr>
+          <w:b/>
+          <w:bCs/>
+          <w:color w:val="12355B"/>
+          <w:sz w:val="24"/>
+          <w:szCs w:val="24"/>
+        </w:rPr>
+        <w:t xml:space="preserve">Build</w:t>
+      </w:r>
+      <w:r>
+        <w:rPr>
+          <w:i/>
+          <w:iCs/>
+          <w:color w:val="B97A12"/>
+          <w:sz w:val="19"/>
+          <w:szCs w:val="19"/>
+        </w:rPr>
+        <w:t xml:space="preserve">   Some language support</w:t>
+      </w:r>
+    </w:p>
+    <w:p>
+      <w:pPr>
+        <w:spacing w:after="60"/>
+      </w:pPr>
+      <w:r>
+        <w:rPr>
+          <w:color w:val="1A2733"/>
+          <w:sz w:val="21"/>
+          <w:szCs w:val="21"/>
+        </w:rPr>
+        <w:t xml:space="preserve">Write two connected sentences. Use because, so, or but.</w:t>
+      </w:r>
+      <w:r>
+        <w:rPr>
+          <w:i/>
+          <w:iCs/>
+          <w:color w:val="5F6F80"/>
+          <w:sz w:val="19"/>
+          <w:szCs w:val="19"/>
+        </w:rPr>
+        <w:br/>
+        <w:t xml:space="preserve">Escribe dos oraciones conectadas. Usa porque, entonces o pero.</w:t>
+      </w:r>
+    </w:p>
+    <w:p>
+      <w:pPr>
+        <w:spacing w:after="60"/>
+      </w:pPr>
+      <w:r>
+        <w:rPr>
+          <w:color w:val="1A2733"/>
+          <w:sz w:val="21"/>
+          <w:szCs w:val="21"/>
+        </w:rPr>
+        <w:t xml:space="preserve">My claim is ___.</w:t>
+      </w:r>
+      <w:r>
+        <w:rPr>
+          <w:i/>
+          <w:iCs/>
+          <w:color w:val="5F6F80"/>
+          <w:sz w:val="19"/>
+          <w:szCs w:val="19"/>
+        </w:rPr>
+        <w:br/>
+        <w:t xml:space="preserve">Mi afirmación es ___.</w:t>
+      </w:r>
+    </w:p>
+    <w:p>
+      <w:pPr>
+        <w:spacing w:after="60"/>
+      </w:pPr>
+      <w:r>
+        <w:rPr>
+          <w:color w:val="1A2733"/>
+          <w:sz w:val="21"/>
+          <w:szCs w:val="21"/>
+        </w:rPr>
+        <w:t xml:space="preserve">I know because ___.</w:t>
+      </w:r>
+      <w:r>
+        <w:rPr>
+          <w:i/>
+          <w:iCs/>
+          <w:color w:val="5F6F80"/>
+          <w:sz w:val="19"/>
+          <w:szCs w:val="19"/>
+        </w:rPr>
+        <w:br/>
+        <w:t xml:space="preserve">Lo sé porque ___.</w:t>
+      </w:r>
+    </w:p>
+    <w:p>
+      <w:pPr>
+        <w:spacing w:after="60"/>
+      </w:pPr>
+      <w:r>
+        <w:rPr>
+          <w:color w:val="1A2733"/>
+          <w:sz w:val="21"/>
+          <w:szCs w:val="21"/>
+        </w:rPr>
+        <w:t xml:space="preserve">So ___.</w:t>
+      </w:r>
+      <w:r>
+        <w:rPr>
+          <w:i/>
+          <w:iCs/>
+          <w:color w:val="5F6F80"/>
+          <w:sz w:val="19"/>
+          <w:szCs w:val="19"/>
+        </w:rPr>
+        <w:br/>
+        <w:t xml:space="preserve">Entonces ___.</w:t>
+      </w:r>
+    </w:p>
+    <w:tbl>
+      <w:tblPr>
+        <w:tblW w:type="pct" w:w="100%"/>
+        <w:tblBorders>
+          <w:top w:val="single" w:color="C7D2DD" w:sz="6"/>
+          <w:left w:val="single" w:color="C7D2DD" w:sz="6"/>
+          <w:bottom w:val="single" w:color="C7D2DD" w:sz="6"/>
+          <w:right w:val="single" w:color="C7D2DD" w:sz="6"/>
+          <w:insideH w:val="single" w:color="auto" w:sz="4"/>
+          <w:insideV w:val="single" w:color="auto" w:sz="4"/>
+        </w:tblBorders>
+      </w:tblPr>
+      <w:tblGrid>
+        <w:gridCol w:w="100"/>
+      </w:tblGrid>
+      <w:tr>
+        <w:tc>
+          <w:tcPr>
+            <w:shd w:fill="FBF3E2" w:color="auto" w:val="clear"/>
+            <w:tcMar>
+              <w:top w:type="dxa" w:w="60"/>
+              <w:left w:type="dxa" w:w="120"/>
+              <w:bottom w:type="dxa" w:w="60"/>
+              <w:right w:type="dxa" w:w="120"/>
+            </w:tcMar>
+          </w:tcPr>
+          <w:p>
+            <w:pPr>
+              <w:spacing w:after="0" w:line="320"/>
+            </w:pPr>
+            <w:r>
+              <w:t xml:space="preserve"/>
+            </w:r>
+          </w:p>
+          <w:p>
+            <w:pPr>
+              <w:spacing w:after="0" w:line="320"/>
+            </w:pPr>
+            <w:r>
+              <w:t xml:space="preserve"/>
+            </w:r>
+          </w:p>
+          <w:p>
+            <w:pPr>
+              <w:spacing w:after="0" w:line="320"/>
+            </w:pPr>
+            <w:r>
+              <w:t xml:space="preserve"/>
+            </w:r>
+          </w:p>
+        </w:tc>
+      </w:tr>
+    </w:tbl>
+    <w:p>
+      <w:pPr>
+        <w:pStyle w:val="Heading2"/>
+        <w:spacing w:after="80" w:before="180"/>
+      </w:pPr>
+      <w:r>
+        <w:rPr>
+          <w:b/>
+          <w:bCs/>
+          <w:color w:val="12355B"/>
+          <w:sz w:val="24"/>
+          <w:szCs w:val="24"/>
+        </w:rPr>
+        <w:t xml:space="preserve">Explain</w:t>
+      </w:r>
+      <w:r>
+        <w:rPr>
+          <w:i/>
+          <w:iCs/>
+          <w:color w:val="B97A12"/>
+          <w:sz w:val="19"/>
+          <w:szCs w:val="19"/>
+        </w:rPr>
+        <w:t xml:space="preserve">   Light language support</w:t>
+      </w:r>
+    </w:p>
+    <w:p>
+      <w:pPr>
+        <w:spacing w:after="60"/>
+      </w:pPr>
+      <w:r>
+        <w:rPr>
+          <w:color w:val="1A2733"/>
+          <w:sz w:val="21"/>
+          <w:szCs w:val="21"/>
+        </w:rPr>
+        <w:t xml:space="preserve">Write a claim, give math evidence, and explain your reasoning.</w:t>
+      </w:r>
+      <w:r>
+        <w:rPr>
+          <w:i/>
+          <w:iCs/>
+          <w:color w:val="5F6F80"/>
+          <w:sz w:val="19"/>
+          <w:szCs w:val="19"/>
+        </w:rPr>
+        <w:br/>
+        <w:t xml:space="preserve">Escribe una afirmación, da evidencia matemática y explica tu razonamiento.</w:t>
+      </w:r>
+    </w:p>
+    <w:p>
+      <w:pPr>
+        <w:spacing w:after="60"/>
+      </w:pPr>
+      <w:r>
+        <w:rPr>
+          <w:color w:val="1A2733"/>
+          <w:sz w:val="21"/>
+          <w:szCs w:val="21"/>
+        </w:rPr>
+        <w:t xml:space="preserve">My claim is ___.</w:t>
+      </w:r>
+      <w:r>
+        <w:rPr>
+          <w:i/>
+          <w:iCs/>
+          <w:color w:val="5F6F80"/>
+          <w:sz w:val="19"/>
+          <w:szCs w:val="19"/>
+        </w:rPr>
+        <w:br/>
+        <w:t xml:space="preserve">Mi afirmación es ___.</w:t>
+      </w:r>
+    </w:p>
+    <w:p>
+      <w:pPr>
+        <w:spacing w:after="60"/>
+      </w:pPr>
+      <w:r>
+        <w:rPr>
+          <w:color w:val="1A2733"/>
+          <w:sz w:val="21"/>
+          <w:szCs w:val="21"/>
+        </w:rPr>
+        <w:t xml:space="preserve">My math evidence is ___.</w:t>
+      </w:r>
+      <w:r>
+        <w:rPr>
+          <w:i/>
+          <w:iCs/>
+          <w:color w:val="5F6F80"/>
+          <w:sz w:val="19"/>
+          <w:szCs w:val="19"/>
+        </w:rPr>
+        <w:br/>
+        <w:t xml:space="preserve">Mi evidencia matemática es ___.</w:t>
+      </w:r>
+    </w:p>
+    <w:p>
+      <w:pPr>
+        <w:spacing w:after="60"/>
+      </w:pPr>
+      <w:r>
+        <w:rPr>
+          <w:color w:val="1A2733"/>
+          <w:sz w:val="21"/>
+          <w:szCs w:val="21"/>
+        </w:rPr>
+        <w:t xml:space="preserve">This proves ___ because ___.</w:t>
+      </w:r>
+      <w:r>
+        <w:rPr>
+          <w:i/>
+          <w:iCs/>
+          <w:color w:val="5F6F80"/>
+          <w:sz w:val="19"/>
+          <w:szCs w:val="19"/>
+        </w:rPr>
+        <w:br/>
+        <w:t xml:space="preserve">Esto demuestra ___ porque ___.</w:t>
+      </w:r>
+    </w:p>
+    <w:tbl>
+      <w:tblPr>
+        <w:tblW w:type="pct" w:w="100%"/>
+        <w:tblBorders>
+          <w:top w:val="single" w:color="C7D2DD" w:sz="6"/>
+          <w:left w:val="single" w:color="C7D2DD" w:sz="6"/>
+          <w:bottom w:val="single" w:color="C7D2DD" w:sz="6"/>
+          <w:right w:val="single" w:color="C7D2DD" w:sz="6"/>
+          <w:insideH w:val="single" w:color="auto" w:sz="4"/>
+          <w:insideV w:val="single" w:color="auto" w:sz="4"/>
+        </w:tblBorders>
+      </w:tblPr>
+      <w:tblGrid>
+        <w:gridCol w:w="100"/>
+      </w:tblGrid>
+      <w:tr>
+        <w:tc>
+          <w:tcPr>
+            <w:shd w:fill="FBF3E2" w:color="auto" w:val="clear"/>
+            <w:tcMar>
+              <w:top w:type="dxa" w:w="60"/>
+              <w:left w:type="dxa" w:w="120"/>
+              <w:bottom w:type="dxa" w:w="60"/>
+              <w:right w:type="dxa" w:w="120"/>
+            </w:tcMar>
+          </w:tcPr>
+          <w:p>
+            <w:pPr>
+              <w:spacing w:after="0" w:line="320"/>
+            </w:pPr>
+            <w:r>
+              <w:t xml:space="preserve"/>
+            </w:r>
+          </w:p>
+          <w:p>
+            <w:pPr>
+              <w:spacing w:after="0" w:line="320"/>
+            </w:pPr>
+            <w:r>
+              <w:t xml:space="preserve"/>
+            </w:r>
+          </w:p>
+          <w:p>
+            <w:pPr>
+              <w:spacing w:after="0" w:line="320"/>
+            </w:pPr>
+            <w:r>
+              <w:t xml:space="preserve"/>
+            </w:r>
+          </w:p>
+          <w:p>
+            <w:pPr>
+              <w:spacing w:after="0" w:line="320"/>
+            </w:pPr>
+            <w:r>
+              <w:t xml:space="preserve"/>
+            </w:r>
+          </w:p>
+          <w:p>
+            <w:pPr>
+              <w:spacing w:after="0" w:line="320"/>
+            </w:pPr>
+            <w:r>
+              <w:t xml:space="preserve"/>
+            </w:r>
+          </w:p>
+        </w:tc>
+      </w:tr>
+    </w:tbl>
+    <w:p>
+      <w:pPr>
+        <w:pStyle w:val="Heading2"/>
+        <w:spacing w:after="80" w:before="180"/>
+      </w:pPr>
+      <w:r>
+        <w:rPr>
+          <w:b/>
+          <w:bCs/>
+          <w:color w:val="12355B"/>
+          <w:sz w:val="24"/>
+          <w:szCs w:val="24"/>
+        </w:rPr>
+        <w:t xml:space="preserve">4. Check Your Explanation</w:t>
+      </w:r>
+      <w:r>
+        <w:rPr>
+          <w:i/>
+          <w:iCs/>
+          <w:color w:val="1FA6A2"/>
+          <w:sz w:val="19"/>
+          <w:szCs w:val="19"/>
+        </w:rPr>
+        <w:t xml:space="preserve">   five quick checks</w:t>
+      </w:r>
+    </w:p>
+    <w:p>
+      <w:pPr>
+        <w:spacing w:after="80"/>
+      </w:pPr>
+      <w:r>
+        <w:rPr>
+          <w:b/>
+          <w:bCs/>
+          <w:color w:val="1FA6A2"/>
+          <w:sz w:val="22"/>
+          <w:szCs w:val="22"/>
+        </w:rPr>
+        <w:t xml:space="preserve">☐  </w:t>
+      </w:r>
+      <w:r>
+        <w:rPr>
+          <w:sz w:val="20"/>
+          <w:szCs w:val="20"/>
+        </w:rPr>
+        <w:t xml:space="preserve">I answered the question.</w:t>
+      </w:r>
+      <w:r>
+        <w:rPr>
+          <w:i/>
+          <w:iCs/>
+          <w:color w:val="5F6F80"/>
+          <w:sz w:val="18"/>
+          <w:szCs w:val="18"/>
+        </w:rPr>
+        <w:br/>
+        <w:t xml:space="preserve">Respondí la pregunta.</w:t>
+      </w:r>
+    </w:p>
+    <w:p>
+      <w:pPr>
+        <w:spacing w:after="80"/>
+      </w:pPr>
+      <w:r>
+        <w:rPr>
+          <w:b/>
+          <w:bCs/>
+          <w:color w:val="1FA6A2"/>
+          <w:sz w:val="22"/>
+          <w:szCs w:val="22"/>
+        </w:rPr>
+        <w:t xml:space="preserve">☐  </w:t>
+      </w:r>
+      <w:r>
+        <w:rPr>
+          <w:sz w:val="20"/>
+          <w:szCs w:val="20"/>
+        </w:rPr>
+        <w:t xml:space="preserve">I used math evidence: numbers, an equation, a model, or a comparison.</w:t>
+      </w:r>
+      <w:r>
+        <w:rPr>
+          <w:i/>
+          <w:iCs/>
+          <w:color w:val="5F6F80"/>
+          <w:sz w:val="18"/>
+          <w:szCs w:val="18"/>
+        </w:rPr>
+        <w:br/>
+        <w:t xml:space="preserve">Usé evidencia matemática: números, una ecuación, un modelo o una comparación.</w:t>
+      </w:r>
+    </w:p>
+    <w:p>
+      <w:pPr>
+        <w:spacing w:after="80"/>
+      </w:pPr>
+      <w:r>
+        <w:rPr>
+          <w:b/>
+          <w:bCs/>
+          <w:color w:val="1FA6A2"/>
+          <w:sz w:val="22"/>
+          <w:szCs w:val="22"/>
+        </w:rPr>
+        <w:t xml:space="preserve">☐  </w:t>
+      </w:r>
+      <w:r>
+        <w:rPr>
+          <w:sz w:val="20"/>
+          <w:szCs w:val="20"/>
+        </w:rPr>
+        <w:t xml:space="preserve">I explained how the evidence proves my answer.</w:t>
+      </w:r>
+      <w:r>
+        <w:rPr>
+          <w:i/>
+          <w:iCs/>
+          <w:color w:val="5F6F80"/>
+          <w:sz w:val="18"/>
+          <w:szCs w:val="18"/>
+        </w:rPr>
+        <w:br/>
+        <w:t xml:space="preserve">Expliqué cómo la evidencia demuestra mi respuesta.</w:t>
+      </w:r>
+    </w:p>
+    <w:p>
+      <w:pPr>
+        <w:spacing w:after="80"/>
+      </w:pPr>
+      <w:r>
+        <w:rPr>
+          <w:b/>
+          <w:bCs/>
+          <w:color w:val="1FA6A2"/>
+          <w:sz w:val="22"/>
+          <w:szCs w:val="22"/>
+        </w:rPr>
+        <w:t xml:space="preserve">☐  </w:t>
+      </w:r>
+      <w:r>
+        <w:rPr>
+          <w:sz w:val="20"/>
+          <w:szCs w:val="20"/>
+        </w:rPr>
+        <w:t xml:space="preserve">I used at least two math words.</w:t>
+      </w:r>
+      <w:r>
+        <w:rPr>
+          <w:i/>
+          <w:iCs/>
+          <w:color w:val="5F6F80"/>
+          <w:sz w:val="18"/>
+          <w:szCs w:val="18"/>
+        </w:rPr>
+        <w:br/>
+        <w:t xml:space="preserve">Usé por lo menos dos palabras matemáticas.</w:t>
+      </w:r>
+    </w:p>
+    <w:p>
+      <w:pPr>
+        <w:spacing w:after="80"/>
+      </w:pPr>
+      <w:r>
+        <w:rPr>
+          <w:b/>
+          <w:bCs/>
+          <w:color w:val="1FA6A2"/>
+          <w:sz w:val="22"/>
+          <w:szCs w:val="22"/>
+        </w:rPr>
+        <w:t xml:space="preserve">☐  </w:t>
+      </w:r>
+      <w:r>
+        <w:rPr>
+          <w:sz w:val="20"/>
+          <w:szCs w:val="20"/>
+        </w:rPr>
+        <w:t xml:space="preserve">I reread complete sentences and punctuation.</w:t>
+      </w:r>
+      <w:r>
+        <w:rPr>
+          <w:i/>
+          <w:iCs/>
+          <w:color w:val="5F6F80"/>
+          <w:sz w:val="18"/>
+          <w:szCs w:val="18"/>
+        </w:rPr>
+        <w:br/>
+        <w:t xml:space="preserve">Volví a leer mis oraciones completas y la puntuación.</w:t>
+      </w:r>
+    </w:p>
+    <w:p>
+      <w:pPr>
+        <w:pStyle w:val="Heading1"/>
+        <w:pageBreakBefore/>
+        <w:pBdr>
+          <w:bottom w:val="single" w:color="1FA6A2" w:sz="14" w:space="6"/>
+        </w:pBdr>
+        <w:spacing w:after="140" w:before="0"/>
+      </w:pPr>
+      <w:r>
+        <w:rPr>
+          <w:b/>
+          <w:bCs/>
+          <w:color w:val="12355B"/>
+          <w:sz w:val="30"/>
+          <w:szCs w:val="30"/>
+        </w:rPr>
+        <w:t xml:space="preserve">Worked Example</w:t>
+      </w:r>
+    </w:p>
+    <w:p>
+      <w:pPr>
+        <w:pStyle w:val="Heading2"/>
+        <w:spacing w:after="80" w:before="180"/>
+      </w:pPr>
+      <w:r>
+        <w:rPr>
+          <w:b/>
+          <w:bCs/>
+          <w:color w:val="12355B"/>
+          <w:sz w:val="24"/>
+          <w:szCs w:val="24"/>
+        </w:rPr>
+        <w:t xml:space="preserve">Watch &amp; Read</w:t>
+      </w:r>
+      <w:r>
+        <w:rPr>
+          <w:i/>
+          <w:iCs/>
+          <w:color w:val="1FA6A2"/>
+          <w:sz w:val="19"/>
+          <w:szCs w:val="19"/>
+        </w:rPr>
+        <w:t xml:space="preserve">   I Do — follow along with your teacher</w:t>
+      </w:r>
+    </w:p>
+    <w:tbl>
+      <w:tblPr>
+        <w:tblW w:type="pct" w:w="100%"/>
+        <w:tblBorders>
+          <w:top w:val="single" w:color="1FA6A2" w:sz="8"/>
+          <w:left w:val="single" w:color="1FA6A2" w:sz="8"/>
+          <w:bottom w:val="single" w:color="1FA6A2" w:sz="8"/>
+          <w:right w:val="single" w:color="1FA6A2" w:sz="8"/>
+          <w:insideH w:val="single" w:color="auto" w:sz="4"/>
+          <w:insideV w:val="single" w:color="auto" w:sz="4"/>
+        </w:tblBorders>
+      </w:tblPr>
+      <w:tblGrid>
+        <w:gridCol w:w="100"/>
+      </w:tblGrid>
+      <w:tr>
+        <w:tc>
+          <w:tcPr>
+            <w:shd w:fill="E6F4F3" w:color="auto" w:val="clear"/>
+            <w:tcMar>
+              <w:top w:type="dxa" w:w="120"/>
+              <w:left w:type="dxa" w:w="180"/>
+              <w:bottom w:type="dxa" w:w="120"/>
+              <w:right w:type="dxa" w:w="180"/>
+            </w:tcMar>
+          </w:tcPr>
+          <w:p>
+            <w:pPr>
+              <w:spacing w:after="60"/>
+            </w:pPr>
+            <w:r>
+              <w:rPr>
+                <w:b/>
+                <w:bCs/>
+                <w:color w:val="12355B"/>
+                <w:sz w:val="22"/>
+                <w:szCs w:val="22"/>
+              </w:rPr>
+              <w:t xml:space="preserve">Blueprint Review</w:t>
+            </w:r>
+          </w:p>
+          <w:p>
+            <w:pPr>
+              <w:spacing w:after="0"/>
+            </w:pPr>
+            <w:r>
+              <w:rPr>
+                <w:sz w:val="21"/>
+                <w:szCs w:val="21"/>
+              </w:rPr>
+              <w:t xml:space="preserve">Your architecture firm is designing a parallelogram-shaped patio for a client's backyard. The client needs to know how many square feet of pavers to order. The patio has a base of 14 feet and a height of 9 feet.</w:t>
+            </w:r>
+          </w:p>
+        </w:tc>
+      </w:tr>
+    </w:tbl>
+    <w:p>
+      <w:pPr>
+        <w:spacing w:after="80"/>
+      </w:pPr>
+      <w:r>
+        <w:t xml:space="preserve"/>
+      </w:r>
+    </w:p>
+    <w:p>
+      <w:pPr>
+        <w:spacing w:after="50" w:before="60"/>
+      </w:pPr>
+      <w:r>
+        <w:rPr>
+          <w:b/>
+          <w:bCs/>
+          <w:color w:val="12355B"/>
+          <w:sz w:val="21"/>
+          <w:szCs w:val="21"/>
+        </w:rPr>
+        <w:t xml:space="preserve">Think about:</w:t>
+      </w:r>
+    </w:p>
+    <w:p>
+      <w:pPr>
+        <w:spacing w:after="40"/>
+        <w:ind w:left="300"/>
+      </w:pPr>
+      <w:r>
+        <w:rPr>
+          <w:sz w:val="20"/>
+          <w:szCs w:val="20"/>
+        </w:rPr>
+        <w:t xml:space="preserve">•  What shape is the patio?</w:t>
+      </w:r>
+    </w:p>
+    <w:p>
+      <w:pPr>
+        <w:spacing w:after="40"/>
+        <w:ind w:left="300"/>
+      </w:pPr>
+      <w:r>
+        <w:rPr>
+          <w:sz w:val="20"/>
+          <w:szCs w:val="20"/>
+        </w:rPr>
+        <w:t xml:space="preserve">•  What measurements are given?</w:t>
+      </w:r>
+    </w:p>
+    <w:p>
+      <w:pPr>
+        <w:spacing w:after="40"/>
+        <w:ind w:left="300"/>
+      </w:pPr>
+      <w:r>
+        <w:rPr>
+          <w:sz w:val="20"/>
+          <w:szCs w:val="20"/>
+        </w:rPr>
+        <w:t xml:space="preserve">•  How is a parallelogram different from a rectangle?</w:t>
+      </w:r>
+    </w:p>
+    <w:p>
+      <w:pPr>
+        <w:spacing w:after="40"/>
+        <w:ind w:left="300"/>
+      </w:pPr>
+      <w:r>
+        <w:rPr>
+          <w:sz w:val="20"/>
+          <w:szCs w:val="20"/>
+        </w:rPr>
+        <w:t xml:space="preserve">•  Why do we use the height instead of the slanted side to find the area?</w:t>
+      </w:r>
+    </w:p>
+    <w:p>
+      <w:pPr>
+        <w:spacing w:after="40"/>
+        <w:ind w:left="300"/>
+      </w:pPr>
+      <w:r>
+        <w:rPr>
+          <w:sz w:val="20"/>
+          <w:szCs w:val="20"/>
+        </w:rPr>
+        <w:t xml:space="preserve">•  Can you rearrange a parallelogram into a rectangle?</w:t>
+      </w:r>
+    </w:p>
+    <w:p>
+      <w:pPr>
+        <w:pStyle w:val="Heading2"/>
+        <w:spacing w:after="80" w:before="180"/>
+      </w:pPr>
+      <w:r>
+        <w:rPr>
+          <w:b/>
+          <w:bCs/>
+          <w:color w:val="12355B"/>
+          <w:sz w:val="24"/>
+          <w:szCs w:val="24"/>
+        </w:rPr>
+        <w:t xml:space="preserve">Solved Example</w:t>
+      </w:r>
+      <w:r>
+        <w:rPr>
+          <w:i/>
+          <w:iCs/>
+          <w:color w:val="1FA6A2"/>
+          <w:sz w:val="19"/>
+          <w:szCs w:val="19"/>
+        </w:rPr>
+        <w:t xml:space="preserve">   I Do — watch each step</w:t>
+      </w:r>
+    </w:p>
+    <w:p>
+      <w:pPr>
+        <w:keepNext/>
+        <w:spacing w:after="40"/>
+      </w:pPr>
+      <w:r>
+        <w:rPr>
+          <w:b/>
+          <w:bCs/>
+          <w:color w:val="12355B"/>
+          <w:sz w:val="21"/>
+          <w:szCs w:val="21"/>
+        </w:rPr>
+        <w:t xml:space="preserve">Problem:  </w:t>
+      </w:r>
+      <w:r>
+        <w:rPr>
+          <w:sz w:val="21"/>
+          <w:szCs w:val="21"/>
+        </w:rPr>
+        <w:t xml:space="preserve">What is the area of a parallelogram with base 10 cm and height 7 cm?</w:t>
+      </w:r>
+    </w:p>
+    <w:p>
+      <w:pPr>
+        <w:spacing w:after="30"/>
+        <w:ind w:left="420"/>
+      </w:pPr>
+      <w:r>
+        <w:rPr>
+          <w:sz w:val="20"/>
+          <w:szCs w:val="20"/>
+        </w:rPr>
+        <w:t xml:space="preserve">A)  70 sq cm</w:t>
+      </w:r>
+    </w:p>
+    <w:p>
+      <w:pPr>
+        <w:spacing w:after="30"/>
+        <w:ind w:left="420"/>
+      </w:pPr>
+      <w:r>
+        <w:rPr>
+          <w:sz w:val="20"/>
+          <w:szCs w:val="20"/>
+        </w:rPr>
+        <w:t xml:space="preserve">B)  34 sq cm</w:t>
+      </w:r>
+    </w:p>
+    <w:p>
+      <w:pPr>
+        <w:spacing w:after="30"/>
+        <w:ind w:left="420"/>
+      </w:pPr>
+      <w:r>
+        <w:rPr>
+          <w:sz w:val="20"/>
+          <w:szCs w:val="20"/>
+        </w:rPr>
+        <w:t xml:space="preserve">C)  17 sq cm</w:t>
+      </w:r>
+    </w:p>
+    <w:p>
+      <w:pPr>
+        <w:spacing w:after="30"/>
+        <w:ind w:left="420"/>
+      </w:pPr>
+      <w:r>
+        <w:rPr>
+          <w:sz w:val="20"/>
+          <w:szCs w:val="20"/>
+        </w:rPr>
+        <w:t xml:space="preserve">D)  70 cm</w:t>
+      </w:r>
+    </w:p>
+    <w:p>
+      <w:pPr>
+        <w:spacing w:after="20" w:before="50"/>
+      </w:pPr>
+      <w:r>
+        <w:rPr>
+          <w:b/>
+          <w:bCs/>
+          <w:color w:val="1FA6A2"/>
+          <w:sz w:val="21"/>
+          <w:szCs w:val="21"/>
+        </w:rPr>
+        <w:t xml:space="preserve">Step 1:  </w:t>
+      </w:r>
+      <w:r>
+        <w:rPr>
+          <w:sz w:val="21"/>
+          <w:szCs w:val="21"/>
+        </w:rPr>
+        <w:t xml:space="preserve">A = b × h = 10 × 7 = 70 square centimeters.</w:t>
+      </w:r>
+    </w:p>
+    <w:p>
+      <w:pPr>
+        <w:spacing w:after="40" w:before="60"/>
+      </w:pPr>
+      <w:r>
+        <w:rPr>
+          <w:b/>
+          <w:bCs/>
+          <w:color w:val="12355B"/>
+          <w:sz w:val="21"/>
+          <w:szCs w:val="21"/>
+        </w:rPr>
+        <w:t xml:space="preserve">Answer:  </w:t>
+      </w:r>
+      <w:r>
+        <w:rPr>
+          <w:b/>
+          <w:bCs/>
+          <w:sz w:val="21"/>
+          <w:szCs w:val="21"/>
+        </w:rPr>
+        <w:t xml:space="preserve">A. 70 sq cm</w:t>
+      </w:r>
+    </w:p>
+    <w:p>
+      <w:pPr>
+        <w:pStyle w:val="Heading1"/>
+        <w:pageBreakBefore/>
+        <w:pBdr>
+          <w:bottom w:val="single" w:color="1FA6A2" w:sz="14" w:space="6"/>
+        </w:pBdr>
+        <w:spacing w:after="140" w:before="0"/>
+      </w:pPr>
+      <w:r>
+        <w:rPr>
+          <w:b/>
+          <w:bCs/>
+          <w:color w:val="12355B"/>
+          <w:sz w:val="30"/>
+          <w:szCs w:val="30"/>
+        </w:rPr>
+        <w:t xml:space="preserve">Guided Practice</w:t>
+      </w:r>
+    </w:p>
+    <w:p>
+      <w:pPr>
+        <w:pStyle w:val="Heading2"/>
+        <w:spacing w:after="80" w:before="180"/>
+      </w:pPr>
+      <w:r>
+        <w:rPr>
+          <w:b/>
+          <w:bCs/>
+          <w:color w:val="12355B"/>
+          <w:sz w:val="24"/>
+          <w:szCs w:val="24"/>
+        </w:rPr>
+        <w:t xml:space="preserve">Solve Together</w:t>
+      </w:r>
+      <w:r>
+        <w:rPr>
+          <w:i/>
+          <w:iCs/>
+          <w:color w:val="6B4FA0"/>
+          <w:sz w:val="19"/>
+          <w:szCs w:val="19"/>
+        </w:rPr>
+        <w:t xml:space="preserve">   We Do — work with your class</w:t>
+      </w:r>
+    </w:p>
+    <w:p>
+      <w:pPr>
+        <w:keepNext/>
+        <w:spacing w:after="40" w:before="40"/>
+      </w:pPr>
+      <w:r>
+        <w:rPr>
+          <w:b/>
+          <w:bCs/>
+          <w:color w:val="12355B"/>
+          <w:sz w:val="21"/>
+          <w:szCs w:val="21"/>
+        </w:rPr>
+        <w:t xml:space="preserve">Problem:  </w:t>
+      </w:r>
+      <w:r>
+        <w:rPr>
+          <w:sz w:val="21"/>
+          <w:szCs w:val="21"/>
+        </w:rPr>
+        <w:t xml:space="preserve">A parallelogram has an area of 54 sq ft and a base of 9 ft. What is the height?</w:t>
+      </w:r>
+    </w:p>
+    <w:p>
+      <w:pPr>
+        <w:spacing w:after="30"/>
+        <w:ind w:left="420"/>
+      </w:pPr>
+      <w:r>
+        <w:rPr>
+          <w:sz w:val="20"/>
+          <w:szCs w:val="20"/>
+        </w:rPr>
+        <w:t xml:space="preserve">A)  6 ft</w:t>
+      </w:r>
+    </w:p>
+    <w:p>
+      <w:pPr>
+        <w:spacing w:after="30"/>
+        <w:ind w:left="420"/>
+      </w:pPr>
+      <w:r>
+        <w:rPr>
+          <w:sz w:val="20"/>
+          <w:szCs w:val="20"/>
+        </w:rPr>
+        <w:t xml:space="preserve">B)  45 ft</w:t>
+      </w:r>
+    </w:p>
+    <w:p>
+      <w:pPr>
+        <w:spacing w:after="30"/>
+        <w:ind w:left="420"/>
+      </w:pPr>
+      <w:r>
+        <w:rPr>
+          <w:sz w:val="20"/>
+          <w:szCs w:val="20"/>
+        </w:rPr>
+        <w:t xml:space="preserve">C)  63 ft</w:t>
+      </w:r>
+    </w:p>
+    <w:p>
+      <w:pPr>
+        <w:spacing w:after="30"/>
+        <w:ind w:left="420"/>
+      </w:pPr>
+      <w:r>
+        <w:rPr>
+          <w:sz w:val="20"/>
+          <w:szCs w:val="20"/>
+        </w:rPr>
+        <w:t xml:space="preserve">D)  27 ft</w:t>
+      </w:r>
+    </w:p>
+    <w:p>
+      <w:pPr>
+        <w:keepNext/>
+        <w:spacing w:after="0" w:before="50"/>
+      </w:pPr>
+      <w:r>
+        <w:rPr>
+          <w:b/>
+          <w:bCs/>
+          <w:color w:val="6B4FA0"/>
+          <w:sz w:val="21"/>
+          <w:szCs w:val="21"/>
+        </w:rPr>
+        <w:t xml:space="preserve">Step 1:</w:t>
+      </w:r>
+    </w:p>
+    <w:p>
+      <w:pPr>
+        <w:pBdr>
+          <w:bottom w:val="single" w:color="AFBECC" w:sz="6"/>
+        </w:pBdr>
+        <w:spacing w:after="30" w:before="150"/>
+      </w:pPr>
+      <w:r>
+        <w:t xml:space="preserve"/>
+      </w:r>
+    </w:p>
+    <w:p>
+      <w:pPr>
+        <w:keepNext/>
+        <w:spacing w:after="0" w:before="50"/>
+      </w:pPr>
+      <w:r>
+        <w:rPr>
+          <w:b/>
+          <w:bCs/>
+          <w:color w:val="6B4FA0"/>
+          <w:sz w:val="21"/>
+          <w:szCs w:val="21"/>
+        </w:rPr>
+        <w:t xml:space="preserve">Step 2:</w:t>
+      </w:r>
+    </w:p>
+    <w:p>
+      <w:pPr>
+        <w:pBdr>
+          <w:bottom w:val="single" w:color="AFBECC" w:sz="6"/>
+        </w:pBdr>
+        <w:spacing w:after="30" w:before="150"/>
+      </w:pPr>
+      <w:r>
+        <w:t xml:space="preserve"/>
+      </w:r>
+    </w:p>
+    <w:p>
+      <w:pPr>
+        <w:keepNext/>
+        <w:spacing w:after="0" w:before="60"/>
+      </w:pPr>
+      <w:r>
+        <w:rPr>
+          <w:b/>
+          <w:bCs/>
+          <w:color w:val="12355B"/>
+          <w:sz w:val="21"/>
+          <w:szCs w:val="21"/>
+        </w:rPr>
+        <w:t xml:space="preserve">Answer:</w:t>
+      </w:r>
+    </w:p>
+    <w:p>
+      <w:pPr>
+        <w:pBdr>
+          <w:bottom w:val="single" w:color="AFBECC" w:sz="6"/>
+        </w:pBdr>
+        <w:spacing w:after="30" w:before="150"/>
+      </w:pPr>
+      <w:r>
+        <w:t xml:space="preserve"/>
+      </w:r>
+    </w:p>
+    <w:p>
+      <w:pPr>
+        <w:spacing w:after="80"/>
+      </w:pPr>
+      <w:r>
+        <w:t xml:space="preserve"/>
+      </w:r>
+    </w:p>
+    <w:tbl>
+      <w:tblPr>
+        <w:tblW w:type="pct" w:w="100%"/>
+        <w:tblBorders>
+          <w:top w:val="single" w:color="BBD0DE" w:sz="8"/>
+          <w:left w:val="single" w:color="BBD0DE" w:sz="8"/>
+          <w:bottom w:val="single" w:color="BBD0DE" w:sz="8"/>
+          <w:right w:val="single" w:color="BBD0DE" w:sz="8"/>
+          <w:insideH w:val="single" w:color="auto" w:sz="4"/>
+          <w:insideV w:val="single" w:color="auto" w:sz="4"/>
+        </w:tblBorders>
+      </w:tblPr>
+      <w:tblGrid>
+        <w:gridCol w:w="100"/>
+      </w:tblGrid>
+      <w:tr>
+        <w:tc>
+          <w:tcPr>
+            <w:shd w:fill="EEF4F8" w:color="auto" w:val="clear"/>
+            <w:tcMar>
+              <w:top w:type="dxa" w:w="120"/>
+              <w:left w:type="dxa" w:w="180"/>
+              <w:bottom w:type="dxa" w:w="120"/>
+              <w:right w:type="dxa" w:w="180"/>
+            </w:tcMar>
+          </w:tcPr>
+          <w:p>
+            <w:pPr>
               <w:spacing w:after="60"/>
             </w:pPr>
             <w:r>
@@ -3322,6 +4618,97 @@
           <w:szCs w:val="19"/>
         </w:rPr>
         <w:t xml:space="preserve">  — A = b x h = 13 x 5 = 65 square inches.</w:t>
+      </w:r>
+    </w:p>
+    <w:p>
+      <w:pPr>
+        <w:pStyle w:val="Heading2"/>
+        <w:spacing w:after="80" w:before="180"/>
+      </w:pPr>
+      <w:r>
+        <w:rPr>
+          <w:b/>
+          <w:bCs/>
+          <w:color w:val="12355B"/>
+          <w:sz w:val="24"/>
+          <w:szCs w:val="24"/>
+        </w:rPr>
+        <w:t xml:space="preserve">Math Writing Criteria</w:t>
+      </w:r>
+    </w:p>
+    <w:p>
+      <w:pPr>
+        <w:spacing w:after="100"/>
+      </w:pPr>
+      <w:r>
+        <w:rPr>
+          <w:i/>
+          <w:iCs/>
+          <w:color w:val="5F6F80"/>
+          <w:sz w:val="19"/>
+          <w:szCs w:val="19"/>
+        </w:rPr>
+        <w:t xml:space="preserve">The support level changes the amount of language scaffolding, not the mathematical expectation.</w:t>
+      </w:r>
+    </w:p>
+    <w:p>
+      <w:pPr>
+        <w:spacing w:after="80"/>
+      </w:pPr>
+      <w:r>
+        <w:rPr>
+          <w:sz w:val="20"/>
+          <w:szCs w:val="20"/>
+        </w:rPr>
+        <w:t xml:space="preserve">☐  I answered the question.</w:t>
+      </w:r>
+    </w:p>
+    <w:p>
+      <w:pPr>
+        <w:spacing w:after="80"/>
+      </w:pPr>
+      <w:r>
+        <w:rPr>
+          <w:sz w:val="20"/>
+          <w:szCs w:val="20"/>
+        </w:rPr>
+        <w:t xml:space="preserve">☐  I used math evidence: numbers, an equation, a model, or a comparison.</w:t>
+      </w:r>
+    </w:p>
+    <w:p>
+      <w:pPr>
+        <w:spacing w:after="80"/>
+      </w:pPr>
+      <w:r>
+        <w:rPr>
+          <w:sz w:val="20"/>
+          <w:szCs w:val="20"/>
+        </w:rPr>
+        <w:t xml:space="preserve">☐  I explained how the evidence proves my answer.</w:t>
+      </w:r>
+    </w:p>
+    <w:p>
+      <w:pPr>
+        <w:spacing w:after="80"/>
+      </w:pPr>
+      <w:r>
+        <w:rPr>
+          <w:sz w:val="20"/>
+          <w:szCs w:val="20"/>
+        </w:rPr>
+        <w:t xml:space="preserve">☐  I used at least two math words.</w:t>
+      </w:r>
+    </w:p>
+    <w:p>
+      <w:pPr>
+        <w:spacing w:after="80"/>
+      </w:pPr>
+      <w:r>
+        <w:rPr>
+          <w:sz w:val="20"/>
+          <w:szCs w:val="20"/>
+        </w:rPr>
+        <w:t xml:space="preserve">☐  I reread complete sentences and punctuation.</w:t>
       </w:r>
     </w:p>
     <w:sectPr>

--- a/lessons/5-1/downloads/5-1-notes-teacher.docx
+++ b/lessons/5-1/downloads/5-1-notes-teacher.docx
@@ -30,7 +30,7 @@
           <w:sz w:val="44"/>
           <w:szCs w:val="44"/>
         </w:rPr>
-        <w:t xml:space="preserve">Area of Parallelograms</w:t>
+        <w:t xml:space="preserve">Determine the Area of Parallelograms and Rhombuses</w:t>
       </w:r>
     </w:p>
     <w:p>
@@ -351,7 +351,7 @@
                 <w:sz w:val="24"/>
                 <w:szCs w:val="24"/>
               </w:rPr>
-              <w:t xml:space="preserve">Parallelogram</w:t>
+              <w:t xml:space="preserve">Area of Parallelograms</w:t>
             </w:r>
             <w:r>
               <w:rPr>
@@ -361,7 +361,7 @@
                 <w:sz w:val="19"/>
                 <w:szCs w:val="19"/>
               </w:rPr>
-              <w:t xml:space="preserve">   Paralelogramo</w:t>
+              <w:t xml:space="preserve">   Área de paralelogramos</w:t>
             </w:r>
           </w:p>
           <w:p>
@@ -373,7 +373,7 @@
                 <w:sz w:val="21"/>
                 <w:szCs w:val="21"/>
               </w:rPr>
-              <w:t xml:space="preserve">A four-sided shape with two pairs of parallel sides.</w:t>
+              <w:t xml:space="preserve">The space inside a parallelogram. Formula: A = b × h, using the perpendicular height.</w:t>
             </w:r>
           </w:p>
           <w:p>
@@ -398,7 +398,7 @@
                 <w:sz w:val="18"/>
                 <w:szCs w:val="18"/>
               </w:rPr>
-              <w:t xml:space="preserve">Think of a leaning door — the top and bottom are parallel, and the two sides are parallel, like a slanted rectangle</w:t>
+              <w:t xml:space="preserve">A = b × h; if b = 10 cm and h = 6 cm, A = 60 cm².</w:t>
             </w:r>
           </w:p>
         </w:tc>
@@ -505,7 +505,7 @@
                 <w:sz w:val="24"/>
                 <w:szCs w:val="24"/>
               </w:rPr>
-              <w:t xml:space="preserve">Base</w:t>
+              <w:t xml:space="preserve">Slanted side</w:t>
             </w:r>
             <w:r>
               <w:rPr>
@@ -515,7 +515,7 @@
                 <w:sz w:val="19"/>
                 <w:szCs w:val="19"/>
               </w:rPr>
-              <w:t xml:space="preserve">   Base</w:t>
+              <w:t xml:space="preserve">   Lado inclinado</w:t>
             </w:r>
           </w:p>
           <w:p>
@@ -527,7 +527,7 @@
                 <w:sz w:val="21"/>
                 <w:szCs w:val="21"/>
               </w:rPr>
-              <w:t xml:space="preserve">A side of the shape you use to find the area.</w:t>
+              <w:t xml:space="preserve">A side that leans instead of going straight up and down. It is not the perpendicular height.</w:t>
             </w:r>
           </w:p>
           <w:p>
@@ -552,7 +552,7 @@
                 <w:sz w:val="18"/>
                 <w:szCs w:val="18"/>
               </w:rPr>
-              <w:t xml:space="preserve">If the bottom of a parallelogram is 10 cm, then b = 10 cm in the formula A = b × h</w:t>
+              <w:t xml:space="preserve">In a leaning parallelogram, use the dashed 90° height—not the slanted side—in A = b × h.</w:t>
             </w:r>
           </w:p>
         </w:tc>
@@ -659,7 +659,7 @@
                 <w:sz w:val="24"/>
                 <w:szCs w:val="24"/>
               </w:rPr>
-              <w:t xml:space="preserve">Height</w:t>
+              <w:t xml:space="preserve">Parallelogram</w:t>
             </w:r>
             <w:r>
               <w:rPr>
@@ -669,7 +669,7 @@
                 <w:sz w:val="19"/>
                 <w:szCs w:val="19"/>
               </w:rPr>
-              <w:t xml:space="preserve">   Altura</w:t>
+              <w:t xml:space="preserve">   Paralelogramo</w:t>
             </w:r>
           </w:p>
           <w:p>
@@ -681,7 +681,7 @@
                 <w:sz w:val="21"/>
                 <w:szCs w:val="21"/>
               </w:rPr>
-              <w:t xml:space="preserve">The straight-up distance from the base to the top.</w:t>
+              <w:t xml:space="preserve">A four-sided shape with two pairs of parallel sides.</w:t>
             </w:r>
           </w:p>
           <w:p>
@@ -706,7 +706,7 @@
                 <w:sz w:val="18"/>
                 <w:szCs w:val="18"/>
               </w:rPr>
-              <w:t xml:space="preserve">A dashed vertical line from the top side straight down to the base, forming a 90° angle — NOT the slanted side</w:t>
+              <w:t xml:space="preserve">Think of a leaning door — the top and bottom are parallel, and the two sides are parallel, like a slanted rectangle</w:t>
             </w:r>
           </w:p>
         </w:tc>
@@ -813,7 +813,7 @@
                 <w:sz w:val="24"/>
                 <w:szCs w:val="24"/>
               </w:rPr>
-              <w:t xml:space="preserve">Area</w:t>
+              <w:t xml:space="preserve">Parallel</w:t>
             </w:r>
             <w:r>
               <w:rPr>
@@ -823,7 +823,7 @@
                 <w:sz w:val="19"/>
                 <w:szCs w:val="19"/>
               </w:rPr>
-              <w:t xml:space="preserve">   Área</w:t>
+              <w:t xml:space="preserve">   Paralelas</w:t>
             </w:r>
           </w:p>
           <w:p>
@@ -835,7 +835,7 @@
                 <w:sz w:val="21"/>
                 <w:szCs w:val="21"/>
               </w:rPr>
-              <w:t xml:space="preserve">How much space is inside a flat shape.</w:t>
+              <w:t xml:space="preserve">Two lines or sides that stay the same distance apart and never meet.</w:t>
             </w:r>
           </w:p>
           <w:p>
@@ -860,7 +860,7 @@
                 <w:sz w:val="18"/>
                 <w:szCs w:val="18"/>
               </w:rPr>
-              <w:t xml:space="preserve">A 3 cm × 4 cm rectangle covers 12 square centimeters — imagine 12 tiny 1×1 squares inside it</w:t>
+              <w:t xml:space="preserve">The top and bottom of a parallelogram never get closer together — matching arrowheads (›) mark one parallel pair, double arrowheads (››) mark the other.</w:t>
             </w:r>
           </w:p>
         </w:tc>
@@ -967,7 +967,7 @@
                 <w:sz w:val="24"/>
                 <w:szCs w:val="24"/>
               </w:rPr>
-              <w:t xml:space="preserve">Composite figure</w:t>
+              <w:t xml:space="preserve">Base</w:t>
             </w:r>
             <w:r>
               <w:rPr>
@@ -977,7 +977,7 @@
                 <w:sz w:val="19"/>
                 <w:szCs w:val="19"/>
               </w:rPr>
-              <w:t xml:space="preserve">   Figura compuesta</w:t>
+              <w:t xml:space="preserve">   Base</w:t>
             </w:r>
           </w:p>
           <w:p>
@@ -989,7 +989,7 @@
                 <w:sz w:val="21"/>
                 <w:szCs w:val="21"/>
               </w:rPr>
-              <w:t xml:space="preserve">A shape made by putting two or more simple shapes together.</w:t>
+              <w:t xml:space="preserve">Any side of a parallelogram can be the base. Once you pick a base, the height must be measured perpendicular (at a 90° angle) to it.</w:t>
             </w:r>
           </w:p>
           <w:p>
@@ -1014,7 +1014,7 @@
                 <w:sz w:val="18"/>
                 <w:szCs w:val="18"/>
               </w:rPr>
-              <w:t xml:space="preserve">An L-shaped room = a 10×8 rectangle joined to a 4×5 rectangle; total area = 80 + 20 = 100 sq ft</w:t>
+              <w:t xml:space="preserve">Any side can be the base: choose the 10 cm side and b = 10 cm, then draw the height at 90° to that side in A = b × h</w:t>
             </w:r>
           </w:p>
         </w:tc>
@@ -1121,6 +1121,622 @@
                 <w:sz w:val="24"/>
                 <w:szCs w:val="24"/>
               </w:rPr>
+              <w:t xml:space="preserve">Height</w:t>
+            </w:r>
+            <w:r>
+              <w:rPr>
+                <w:i/>
+                <w:iCs/>
+                <w:color w:val="5F6F80"/>
+                <w:sz w:val="19"/>
+                <w:szCs w:val="19"/>
+              </w:rPr>
+              <w:t xml:space="preserve">   Altura</w:t>
+            </w:r>
+          </w:p>
+          <w:p>
+            <w:pPr>
+              <w:spacing w:after="40"/>
+            </w:pPr>
+            <w:r>
+              <w:rPr>
+                <w:sz w:val="21"/>
+                <w:szCs w:val="21"/>
+              </w:rPr>
+              <w:t xml:space="preserve">The straight-up distance from the base to the top.</w:t>
+            </w:r>
+          </w:p>
+          <w:p>
+            <w:pPr>
+              <w:spacing w:after="0"/>
+            </w:pPr>
+            <w:r>
+              <w:rPr>
+                <w:b/>
+                <w:bCs/>
+                <w:color w:val="1FA6A2"/>
+                <w:sz w:val="18"/>
+                <w:szCs w:val="18"/>
+              </w:rPr>
+              <w:t xml:space="preserve">Example:  </w:t>
+            </w:r>
+            <w:r>
+              <w:rPr>
+                <w:i/>
+                <w:iCs/>
+                <w:color w:val="5F6F80"/>
+                <w:sz w:val="18"/>
+                <w:szCs w:val="18"/>
+              </w:rPr>
+              <w:t xml:space="preserve">A dashed vertical line from the top side straight down to the base, forming a 90° angle — NOT the slanted side</w:t>
+            </w:r>
+          </w:p>
+        </w:tc>
+      </w:tr>
+    </w:tbl>
+    <w:tbl>
+      <w:tblPr>
+        <w:tblW w:type="pct" w:w="100%"/>
+        <w:tblBorders>
+          <w:top w:val="none" w:color="FFFFFF" w:sz="0"/>
+          <w:left w:val="none" w:color="FFFFFF" w:sz="0"/>
+          <w:bottom w:val="single" w:color="C7D2DD" w:sz="4"/>
+          <w:right w:val="none" w:color="FFFFFF" w:sz="0"/>
+          <w:insideH w:val="none" w:color="FFFFFF" w:sz="0"/>
+          <w:insideV w:val="none" w:color="FFFFFF" w:sz="0"/>
+        </w:tblBorders>
+      </w:tblPr>
+      <w:tblGrid>
+        <w:gridCol w:w="1800"/>
+        <w:gridCol w:w="7560"/>
+      </w:tblGrid>
+      <w:tr>
+        <w:trPr>
+          <w:cantSplit/>
+        </w:trPr>
+        <w:tc>
+          <w:tcPr>
+            <w:tcW w:type="dxa" w:w="1800"/>
+            <w:tcMar>
+              <w:top w:type="dxa" w:w="100"/>
+              <w:left w:type="dxa" w:w="40"/>
+              <w:bottom w:type="dxa" w:w="100"/>
+              <w:right w:type="dxa" w:w="120"/>
+            </w:tcMar>
+            <w:vAlign w:val="center"/>
+          </w:tcPr>
+          <w:p>
+            <w:pPr>
+              <w:spacing w:after="0"/>
+              <w:jc w:val="center"/>
+            </w:pPr>
+            <w:r>
+              <w:drawing>
+                <wp:inline distT="0" distB="0" distL="0" distR="0">
+                  <wp:extent cx="1047750" cy="790575"/>
+                  <wp:effectExtent t="0" r="0" b="0" l="0"/>
+                  <wp:docPr id="1" name="" descr="" title=""/>
+                  <wp:cNvGraphicFramePr>
+                    <a:graphicFrameLocks xmlns:a="http://schemas.openxmlformats.org/drawingml/2006/main" noChangeAspect="1"/>
+                  </wp:cNvGraphicFramePr>
+                  <a:graphic xmlns:a="http://schemas.openxmlformats.org/drawingml/2006/main">
+                    <a:graphicData uri="http://schemas.openxmlformats.org/drawingml/2006/picture">
+                      <pic:pic xmlns:pic="http://schemas.openxmlformats.org/drawingml/2006/picture">
+                        <pic:nvPicPr>
+                          <pic:cNvPr id="0" name="" descr=""/>
+                          <pic:cNvPicPr>
+                            <a:picLocks noChangeAspect="1" noChangeArrowheads="1"/>
+                          </pic:cNvPicPr>
+                        </pic:nvPicPr>
+                        <pic:blipFill>
+                          <a:blip r:embed="rId15" cstate="none"/>
+                          <a:srcRect/>
+                          <a:stretch>
+                            <a:fillRect/>
+                          </a:stretch>
+                        </pic:blipFill>
+                        <pic:spPr bwMode="auto">
+                          <a:xfrm>
+                            <a:off x="0" y="0"/>
+                            <a:ext cx="1047750" cy="790575"/>
+                          </a:xfrm>
+                          <a:prstGeom prst="rect">
+                            <a:avLst/>
+                          </a:prstGeom>
+                        </pic:spPr>
+                      </pic:pic>
+                    </a:graphicData>
+                  </a:graphic>
+                </wp:inline>
+              </w:drawing>
+            </w:r>
+          </w:p>
+        </w:tc>
+        <w:tc>
+          <w:tcPr>
+            <w:tcW w:type="dxa" w:w="7560"/>
+            <w:tcMar>
+              <w:top w:type="dxa" w:w="100"/>
+              <w:left w:type="dxa" w:w="40"/>
+              <w:bottom w:type="dxa" w:w="100"/>
+              <w:right w:type="dxa" w:w="40"/>
+            </w:tcMar>
+            <w:vAlign w:val="center"/>
+          </w:tcPr>
+          <w:p>
+            <w:pPr>
+              <w:spacing w:after="50"/>
+            </w:pPr>
+            <w:r>
+              <w:rPr>
+                <w:b/>
+                <w:bCs/>
+                <w:color w:val="12355B"/>
+                <w:sz w:val="24"/>
+                <w:szCs w:val="24"/>
+              </w:rPr>
+              <w:t xml:space="preserve">Perpendicular</w:t>
+            </w:r>
+            <w:r>
+              <w:rPr>
+                <w:i/>
+                <w:iCs/>
+                <w:color w:val="5F6F80"/>
+                <w:sz w:val="19"/>
+                <w:szCs w:val="19"/>
+              </w:rPr>
+              <w:t xml:space="preserve">   Perpendicular</w:t>
+            </w:r>
+          </w:p>
+          <w:p>
+            <w:pPr>
+              <w:spacing w:after="40"/>
+            </w:pPr>
+            <w:r>
+              <w:rPr>
+                <w:sz w:val="21"/>
+                <w:szCs w:val="21"/>
+              </w:rPr>
+              <w:t xml:space="preserve">Two lines that meet to make a square corner (90 degrees).</w:t>
+            </w:r>
+          </w:p>
+          <w:p>
+            <w:pPr>
+              <w:spacing w:after="0"/>
+            </w:pPr>
+            <w:r>
+              <w:rPr>
+                <w:b/>
+                <w:bCs/>
+                <w:color w:val="1FA6A2"/>
+                <w:sz w:val="18"/>
+                <w:szCs w:val="18"/>
+              </w:rPr>
+              <w:t xml:space="preserve">Example:  </w:t>
+            </w:r>
+            <w:r>
+              <w:rPr>
+                <w:i/>
+                <w:iCs/>
+                <w:color w:val="5F6F80"/>
+                <w:sz w:val="18"/>
+                <w:szCs w:val="18"/>
+              </w:rPr>
+              <w:t xml:space="preserve">The dashed height meets the base at a square corner — the small 90° box is what makes it perpendicular, not slanted.</w:t>
+            </w:r>
+          </w:p>
+        </w:tc>
+      </w:tr>
+    </w:tbl>
+    <w:tbl>
+      <w:tblPr>
+        <w:tblW w:type="pct" w:w="100%"/>
+        <w:tblBorders>
+          <w:top w:val="none" w:color="FFFFFF" w:sz="0"/>
+          <w:left w:val="none" w:color="FFFFFF" w:sz="0"/>
+          <w:bottom w:val="single" w:color="C7D2DD" w:sz="4"/>
+          <w:right w:val="none" w:color="FFFFFF" w:sz="0"/>
+          <w:insideH w:val="none" w:color="FFFFFF" w:sz="0"/>
+          <w:insideV w:val="none" w:color="FFFFFF" w:sz="0"/>
+        </w:tblBorders>
+      </w:tblPr>
+      <w:tblGrid>
+        <w:gridCol w:w="1800"/>
+        <w:gridCol w:w="7560"/>
+      </w:tblGrid>
+      <w:tr>
+        <w:trPr>
+          <w:cantSplit/>
+        </w:trPr>
+        <w:tc>
+          <w:tcPr>
+            <w:tcW w:type="dxa" w:w="1800"/>
+            <w:tcMar>
+              <w:top w:type="dxa" w:w="100"/>
+              <w:left w:type="dxa" w:w="40"/>
+              <w:bottom w:type="dxa" w:w="100"/>
+              <w:right w:type="dxa" w:w="120"/>
+            </w:tcMar>
+            <w:vAlign w:val="center"/>
+          </w:tcPr>
+          <w:p>
+            <w:pPr>
+              <w:spacing w:after="0"/>
+              <w:jc w:val="center"/>
+            </w:pPr>
+            <w:r>
+              <w:drawing>
+                <wp:inline distT="0" distB="0" distL="0" distR="0">
+                  <wp:extent cx="1047750" cy="790575"/>
+                  <wp:effectExtent t="0" r="0" b="0" l="0"/>
+                  <wp:docPr id="1" name="" descr="" title=""/>
+                  <wp:cNvGraphicFramePr>
+                    <a:graphicFrameLocks xmlns:a="http://schemas.openxmlformats.org/drawingml/2006/main" noChangeAspect="1"/>
+                  </wp:cNvGraphicFramePr>
+                  <a:graphic xmlns:a="http://schemas.openxmlformats.org/drawingml/2006/main">
+                    <a:graphicData uri="http://schemas.openxmlformats.org/drawingml/2006/picture">
+                      <pic:pic xmlns:pic="http://schemas.openxmlformats.org/drawingml/2006/picture">
+                        <pic:nvPicPr>
+                          <pic:cNvPr id="0" name="" descr=""/>
+                          <pic:cNvPicPr>
+                            <a:picLocks noChangeAspect="1" noChangeArrowheads="1"/>
+                          </pic:cNvPicPr>
+                        </pic:nvPicPr>
+                        <pic:blipFill>
+                          <a:blip r:embed="rId16" cstate="none"/>
+                          <a:srcRect/>
+                          <a:stretch>
+                            <a:fillRect/>
+                          </a:stretch>
+                        </pic:blipFill>
+                        <pic:spPr bwMode="auto">
+                          <a:xfrm>
+                            <a:off x="0" y="0"/>
+                            <a:ext cx="1047750" cy="790575"/>
+                          </a:xfrm>
+                          <a:prstGeom prst="rect">
+                            <a:avLst/>
+                          </a:prstGeom>
+                        </pic:spPr>
+                      </pic:pic>
+                    </a:graphicData>
+                  </a:graphic>
+                </wp:inline>
+              </w:drawing>
+            </w:r>
+          </w:p>
+        </w:tc>
+        <w:tc>
+          <w:tcPr>
+            <w:tcW w:type="dxa" w:w="7560"/>
+            <w:tcMar>
+              <w:top w:type="dxa" w:w="100"/>
+              <w:left w:type="dxa" w:w="40"/>
+              <w:bottom w:type="dxa" w:w="100"/>
+              <w:right w:type="dxa" w:w="40"/>
+            </w:tcMar>
+            <w:vAlign w:val="center"/>
+          </w:tcPr>
+          <w:p>
+            <w:pPr>
+              <w:spacing w:after="50"/>
+            </w:pPr>
+            <w:r>
+              <w:rPr>
+                <w:b/>
+                <w:bCs/>
+                <w:color w:val="12355B"/>
+                <w:sz w:val="24"/>
+                <w:szCs w:val="24"/>
+              </w:rPr>
+              <w:t xml:space="preserve">Area</w:t>
+            </w:r>
+            <w:r>
+              <w:rPr>
+                <w:i/>
+                <w:iCs/>
+                <w:color w:val="5F6F80"/>
+                <w:sz w:val="19"/>
+                <w:szCs w:val="19"/>
+              </w:rPr>
+              <w:t xml:space="preserve">   Área</w:t>
+            </w:r>
+          </w:p>
+          <w:p>
+            <w:pPr>
+              <w:spacing w:after="40"/>
+            </w:pPr>
+            <w:r>
+              <w:rPr>
+                <w:sz w:val="21"/>
+                <w:szCs w:val="21"/>
+              </w:rPr>
+              <w:t xml:space="preserve">How much space is inside a flat shape.</w:t>
+            </w:r>
+          </w:p>
+          <w:p>
+            <w:pPr>
+              <w:spacing w:after="0"/>
+            </w:pPr>
+            <w:r>
+              <w:rPr>
+                <w:b/>
+                <w:bCs/>
+                <w:color w:val="1FA6A2"/>
+                <w:sz w:val="18"/>
+                <w:szCs w:val="18"/>
+              </w:rPr>
+              <w:t xml:space="preserve">Example:  </w:t>
+            </w:r>
+            <w:r>
+              <w:rPr>
+                <w:i/>
+                <w:iCs/>
+                <w:color w:val="5F6F80"/>
+                <w:sz w:val="18"/>
+                <w:szCs w:val="18"/>
+              </w:rPr>
+              <w:t xml:space="preserve">A 3 cm × 4 cm rectangle covers 12 square centimeters — imagine 12 tiny 1×1 squares inside it</w:t>
+            </w:r>
+          </w:p>
+        </w:tc>
+      </w:tr>
+    </w:tbl>
+    <w:tbl>
+      <w:tblPr>
+        <w:tblW w:type="pct" w:w="100%"/>
+        <w:tblBorders>
+          <w:top w:val="none" w:color="FFFFFF" w:sz="0"/>
+          <w:left w:val="none" w:color="FFFFFF" w:sz="0"/>
+          <w:bottom w:val="single" w:color="C7D2DD" w:sz="4"/>
+          <w:right w:val="none" w:color="FFFFFF" w:sz="0"/>
+          <w:insideH w:val="none" w:color="FFFFFF" w:sz="0"/>
+          <w:insideV w:val="none" w:color="FFFFFF" w:sz="0"/>
+        </w:tblBorders>
+      </w:tblPr>
+      <w:tblGrid>
+        <w:gridCol w:w="1800"/>
+        <w:gridCol w:w="7560"/>
+      </w:tblGrid>
+      <w:tr>
+        <w:trPr>
+          <w:cantSplit/>
+        </w:trPr>
+        <w:tc>
+          <w:tcPr>
+            <w:tcW w:type="dxa" w:w="1800"/>
+            <w:tcMar>
+              <w:top w:type="dxa" w:w="100"/>
+              <w:left w:type="dxa" w:w="40"/>
+              <w:bottom w:type="dxa" w:w="100"/>
+              <w:right w:type="dxa" w:w="120"/>
+            </w:tcMar>
+            <w:vAlign w:val="center"/>
+          </w:tcPr>
+          <w:p>
+            <w:pPr>
+              <w:spacing w:after="0"/>
+              <w:jc w:val="center"/>
+            </w:pPr>
+            <w:r>
+              <w:drawing>
+                <wp:inline distT="0" distB="0" distL="0" distR="0">
+                  <wp:extent cx="1047750" cy="790575"/>
+                  <wp:effectExtent t="0" r="0" b="0" l="0"/>
+                  <wp:docPr id="1" name="" descr="" title=""/>
+                  <wp:cNvGraphicFramePr>
+                    <a:graphicFrameLocks xmlns:a="http://schemas.openxmlformats.org/drawingml/2006/main" noChangeAspect="1"/>
+                  </wp:cNvGraphicFramePr>
+                  <a:graphic xmlns:a="http://schemas.openxmlformats.org/drawingml/2006/main">
+                    <a:graphicData uri="http://schemas.openxmlformats.org/drawingml/2006/picture">
+                      <pic:pic xmlns:pic="http://schemas.openxmlformats.org/drawingml/2006/picture">
+                        <pic:nvPicPr>
+                          <pic:cNvPr id="0" name="" descr=""/>
+                          <pic:cNvPicPr>
+                            <a:picLocks noChangeAspect="1" noChangeArrowheads="1"/>
+                          </pic:cNvPicPr>
+                        </pic:nvPicPr>
+                        <pic:blipFill>
+                          <a:blip r:embed="rId17" cstate="none"/>
+                          <a:srcRect/>
+                          <a:stretch>
+                            <a:fillRect/>
+                          </a:stretch>
+                        </pic:blipFill>
+                        <pic:spPr bwMode="auto">
+                          <a:xfrm>
+                            <a:off x="0" y="0"/>
+                            <a:ext cx="1047750" cy="790575"/>
+                          </a:xfrm>
+                          <a:prstGeom prst="rect">
+                            <a:avLst/>
+                          </a:prstGeom>
+                        </pic:spPr>
+                      </pic:pic>
+                    </a:graphicData>
+                  </a:graphic>
+                </wp:inline>
+              </w:drawing>
+            </w:r>
+          </w:p>
+        </w:tc>
+        <w:tc>
+          <w:tcPr>
+            <w:tcW w:type="dxa" w:w="7560"/>
+            <w:tcMar>
+              <w:top w:type="dxa" w:w="100"/>
+              <w:left w:type="dxa" w:w="40"/>
+              <w:bottom w:type="dxa" w:w="100"/>
+              <w:right w:type="dxa" w:w="40"/>
+            </w:tcMar>
+            <w:vAlign w:val="center"/>
+          </w:tcPr>
+          <w:p>
+            <w:pPr>
+              <w:spacing w:after="50"/>
+            </w:pPr>
+            <w:r>
+              <w:rPr>
+                <w:b/>
+                <w:bCs/>
+                <w:color w:val="12355B"/>
+                <w:sz w:val="24"/>
+                <w:szCs w:val="24"/>
+              </w:rPr>
+              <w:t xml:space="preserve">Composite figure</w:t>
+            </w:r>
+            <w:r>
+              <w:rPr>
+                <w:i/>
+                <w:iCs/>
+                <w:color w:val="5F6F80"/>
+                <w:sz w:val="19"/>
+                <w:szCs w:val="19"/>
+              </w:rPr>
+              <w:t xml:space="preserve">   Figura compuesta</w:t>
+            </w:r>
+          </w:p>
+          <w:p>
+            <w:pPr>
+              <w:spacing w:after="40"/>
+            </w:pPr>
+            <w:r>
+              <w:rPr>
+                <w:sz w:val="21"/>
+                <w:szCs w:val="21"/>
+              </w:rPr>
+              <w:t xml:space="preserve">A shape made by putting two or more simple shapes together.</w:t>
+            </w:r>
+          </w:p>
+          <w:p>
+            <w:pPr>
+              <w:spacing w:after="0"/>
+            </w:pPr>
+            <w:r>
+              <w:rPr>
+                <w:b/>
+                <w:bCs/>
+                <w:color w:val="1FA6A2"/>
+                <w:sz w:val="18"/>
+                <w:szCs w:val="18"/>
+              </w:rPr>
+              <w:t xml:space="preserve">Example:  </w:t>
+            </w:r>
+            <w:r>
+              <w:rPr>
+                <w:i/>
+                <w:iCs/>
+                <w:color w:val="5F6F80"/>
+                <w:sz w:val="18"/>
+                <w:szCs w:val="18"/>
+              </w:rPr>
+              <w:t xml:space="preserve">An L-shaped room = a 10×8 rectangle joined to a 4×5 rectangle; total area = 80 + 20 = 100 sq ft</w:t>
+            </w:r>
+          </w:p>
+        </w:tc>
+      </w:tr>
+    </w:tbl>
+    <w:tbl>
+      <w:tblPr>
+        <w:tblW w:type="pct" w:w="100%"/>
+        <w:tblBorders>
+          <w:top w:val="none" w:color="FFFFFF" w:sz="0"/>
+          <w:left w:val="none" w:color="FFFFFF" w:sz="0"/>
+          <w:bottom w:val="single" w:color="C7D2DD" w:sz="4"/>
+          <w:right w:val="none" w:color="FFFFFF" w:sz="0"/>
+          <w:insideH w:val="none" w:color="FFFFFF" w:sz="0"/>
+          <w:insideV w:val="none" w:color="FFFFFF" w:sz="0"/>
+        </w:tblBorders>
+      </w:tblPr>
+      <w:tblGrid>
+        <w:gridCol w:w="1800"/>
+        <w:gridCol w:w="7560"/>
+      </w:tblGrid>
+      <w:tr>
+        <w:trPr>
+          <w:cantSplit/>
+        </w:trPr>
+        <w:tc>
+          <w:tcPr>
+            <w:tcW w:type="dxa" w:w="1800"/>
+            <w:tcMar>
+              <w:top w:type="dxa" w:w="100"/>
+              <w:left w:type="dxa" w:w="40"/>
+              <w:bottom w:type="dxa" w:w="100"/>
+              <w:right w:type="dxa" w:w="120"/>
+            </w:tcMar>
+            <w:vAlign w:val="center"/>
+          </w:tcPr>
+          <w:p>
+            <w:pPr>
+              <w:spacing w:after="0"/>
+              <w:jc w:val="center"/>
+            </w:pPr>
+            <w:r>
+              <w:drawing>
+                <wp:inline distT="0" distB="0" distL="0" distR="0">
+                  <wp:extent cx="1047750" cy="790575"/>
+                  <wp:effectExtent t="0" r="0" b="0" l="0"/>
+                  <wp:docPr id="1" name="" descr="" title=""/>
+                  <wp:cNvGraphicFramePr>
+                    <a:graphicFrameLocks xmlns:a="http://schemas.openxmlformats.org/drawingml/2006/main" noChangeAspect="1"/>
+                  </wp:cNvGraphicFramePr>
+                  <a:graphic xmlns:a="http://schemas.openxmlformats.org/drawingml/2006/main">
+                    <a:graphicData uri="http://schemas.openxmlformats.org/drawingml/2006/picture">
+                      <pic:pic xmlns:pic="http://schemas.openxmlformats.org/drawingml/2006/picture">
+                        <pic:nvPicPr>
+                          <pic:cNvPr id="0" name="" descr=""/>
+                          <pic:cNvPicPr>
+                            <a:picLocks noChangeAspect="1" noChangeArrowheads="1"/>
+                          </pic:cNvPicPr>
+                        </pic:nvPicPr>
+                        <pic:blipFill>
+                          <a:blip r:embed="rId18" cstate="none"/>
+                          <a:srcRect/>
+                          <a:stretch>
+                            <a:fillRect/>
+                          </a:stretch>
+                        </pic:blipFill>
+                        <pic:spPr bwMode="auto">
+                          <a:xfrm>
+                            <a:off x="0" y="0"/>
+                            <a:ext cx="1047750" cy="790575"/>
+                          </a:xfrm>
+                          <a:prstGeom prst="rect">
+                            <a:avLst/>
+                          </a:prstGeom>
+                        </pic:spPr>
+                      </pic:pic>
+                    </a:graphicData>
+                  </a:graphic>
+                </wp:inline>
+              </w:drawing>
+            </w:r>
+          </w:p>
+        </w:tc>
+        <w:tc>
+          <w:tcPr>
+            <w:tcW w:type="dxa" w:w="7560"/>
+            <w:tcMar>
+              <w:top w:type="dxa" w:w="100"/>
+              <w:left w:type="dxa" w:w="40"/>
+              <w:bottom w:type="dxa" w:w="100"/>
+              <w:right w:type="dxa" w:w="40"/>
+            </w:tcMar>
+            <w:vAlign w:val="center"/>
+          </w:tcPr>
+          <w:p>
+            <w:pPr>
+              <w:spacing w:after="50"/>
+            </w:pPr>
+            <w:r>
+              <w:rPr>
+                <w:b/>
+                <w:bCs/>
+                <w:color w:val="12355B"/>
+                <w:sz w:val="24"/>
+                <w:szCs w:val="24"/>
+              </w:rPr>
               <w:t xml:space="preserve">Formula</w:t>
             </w:r>
             <w:r>
@@ -1260,7 +1876,7 @@
                 <w:sz w:val="21"/>
                 <w:szCs w:val="21"/>
               </w:rPr>
-              <w:t xml:space="preserve">Parallelogram      •      Base      •      Height      •      Area      •      Composite figure      •      Formula</w:t>
+              <w:t xml:space="preserve">Area of Parallelograms      •      Slanted side      •      Parallelogram      •      Parallel      •      Base      •      Height      •      Perpendicular      •      Area      •      Composite figure      •      Formula</w:t>
             </w:r>
           </w:p>
         </w:tc>
@@ -1293,7 +1909,7 @@
           <w:sz w:val="22"/>
           <w:szCs w:val="22"/>
         </w:rPr>
-        <w:t xml:space="preserve">A quadrilateral with two pairs of parallel sides is a ___.</w:t>
+        <w:t xml:space="preserve">The space inside a parallelogram, found with A = b × h, is the ___.</w:t>
       </w:r>
     </w:p>
     <w:p>
@@ -1315,7 +1931,7 @@
           <w:sz w:val="22"/>
           <w:szCs w:val="22"/>
         </w:rPr>
-        <w:t xml:space="preserve">Any side of a parallelogram used to calculate its area is the ___.</w:t>
+        <w:t xml:space="preserve">The leaning side of a parallelogram, which is NOT the height, is the ___.</w:t>
       </w:r>
     </w:p>
     <w:p>
@@ -1337,7 +1953,7 @@
           <w:sz w:val="22"/>
           <w:szCs w:val="22"/>
         </w:rPr>
-        <w:t xml:space="preserve">The perpendicular distance between the base and the opposite side is the ___.</w:t>
+        <w:t xml:space="preserve">A quadrilateral with two pairs of parallel sides is a ___.</w:t>
       </w:r>
     </w:p>
     <w:p>
@@ -1359,7 +1975,7 @@
           <w:sz w:val="22"/>
           <w:szCs w:val="22"/>
         </w:rPr>
-        <w:t xml:space="preserve">The amount of flat space inside a two-dimensional figure is its ___.</w:t>
+        <w:t xml:space="preserve">Two sides that stay the same distance apart and never meet are ___.</w:t>
       </w:r>
     </w:p>
     <w:p>
@@ -1381,7 +1997,7 @@
           <w:sz w:val="22"/>
           <w:szCs w:val="22"/>
         </w:rPr>
-        <w:t xml:space="preserve">A shape made of two or more basic shapes combined is a ___.</w:t>
+        <w:t xml:space="preserve">The side of a parallelogram you measure the height from at a 90° angle is the ___.</w:t>
       </w:r>
     </w:p>
     <w:p>
@@ -1397,6 +2013,94 @@
           <w:szCs w:val="22"/>
         </w:rPr>
         <w:t xml:space="preserve">6.  </w:t>
+      </w:r>
+      <w:r>
+        <w:rPr>
+          <w:sz w:val="22"/>
+          <w:szCs w:val="22"/>
+        </w:rPr>
+        <w:t xml:space="preserve">The perpendicular distance between the base and the opposite side is the ___.</w:t>
+      </w:r>
+    </w:p>
+    <w:p>
+      <w:pPr>
+        <w:spacing w:after="120" w:before="80"/>
+      </w:pPr>
+      <w:r>
+        <w:rPr>
+          <w:b/>
+          <w:bCs/>
+          <w:color w:val="12355B"/>
+          <w:sz w:val="22"/>
+          <w:szCs w:val="22"/>
+        </w:rPr>
+        <w:t xml:space="preserve">7.  </w:t>
+      </w:r>
+      <w:r>
+        <w:rPr>
+          <w:sz w:val="22"/>
+          <w:szCs w:val="22"/>
+        </w:rPr>
+        <w:t xml:space="preserve">Two lines that meet at a 90° square corner are ___.</w:t>
+      </w:r>
+    </w:p>
+    <w:p>
+      <w:pPr>
+        <w:spacing w:after="120" w:before="80"/>
+      </w:pPr>
+      <w:r>
+        <w:rPr>
+          <w:b/>
+          <w:bCs/>
+          <w:color w:val="12355B"/>
+          <w:sz w:val="22"/>
+          <w:szCs w:val="22"/>
+        </w:rPr>
+        <w:t xml:space="preserve">8.  </w:t>
+      </w:r>
+      <w:r>
+        <w:rPr>
+          <w:sz w:val="22"/>
+          <w:szCs w:val="22"/>
+        </w:rPr>
+        <w:t xml:space="preserve">The amount of flat space inside a two-dimensional figure is its ___.</w:t>
+      </w:r>
+    </w:p>
+    <w:p>
+      <w:pPr>
+        <w:spacing w:after="120" w:before="80"/>
+      </w:pPr>
+      <w:r>
+        <w:rPr>
+          <w:b/>
+          <w:bCs/>
+          <w:color w:val="12355B"/>
+          <w:sz w:val="22"/>
+          <w:szCs w:val="22"/>
+        </w:rPr>
+        <w:t xml:space="preserve">9.  </w:t>
+      </w:r>
+      <w:r>
+        <w:rPr>
+          <w:sz w:val="22"/>
+          <w:szCs w:val="22"/>
+        </w:rPr>
+        <w:t xml:space="preserve">A shape made of two or more basic shapes combined is a ___.</w:t>
+      </w:r>
+    </w:p>
+    <w:p>
+      <w:pPr>
+        <w:spacing w:after="120" w:before="80"/>
+      </w:pPr>
+      <w:r>
+        <w:rPr>
+          <w:b/>
+          <w:bCs/>
+          <w:color w:val="12355B"/>
+          <w:sz w:val="22"/>
+          <w:szCs w:val="22"/>
+        </w:rPr>
+        <w:t xml:space="preserve">10.  </w:t>
       </w:r>
       <w:r>
         <w:rPr>
@@ -1464,7 +2168,7 @@
           <w:sz w:val="19"/>
           <w:szCs w:val="19"/>
         </w:rPr>
-        <w:t xml:space="preserve">   justify</w:t>
+        <w:t xml:space="preserve">   explain</w:t>
       </w:r>
     </w:p>
     <w:tbl>
@@ -1503,7 +2207,7 @@
                 <w:sz w:val="21"/>
                 <w:szCs w:val="21"/>
               </w:rPr>
-              <w:t xml:space="preserve">On the grid you cut a triangle off one end of the parallelogram and slid it to the other side. What shape did you make, and why does that prove the area is base x height?</w:t>
+              <w:t xml:space="preserve">How many tiles does the architect need?</w:t>
             </w:r>
           </w:p>
           <w:p>
@@ -1590,14 +2294,14 @@
           <w:sz w:val="20"/>
           <w:szCs w:val="20"/>
         </w:rPr>
-        <w:t xml:space="preserve">Base — </w:t>
+        <w:t xml:space="preserve">Area of Parallelograms — </w:t>
       </w:r>
       <w:r>
         <w:rPr>
           <w:sz w:val="20"/>
           <w:szCs w:val="20"/>
         </w:rPr>
-        <w:t xml:space="preserve">A side of the shape you use to find the area.</w:t>
+        <w:t xml:space="preserve">The space inside a parallelogram. Formula: A = b × h, using the perpendicular height.</w:t>
       </w:r>
       <w:r>
         <w:rPr>
@@ -1608,7 +2312,7 @@
           <w:szCs w:val="18"/>
         </w:rPr>
         <w:br/>
-        <w:t xml:space="preserve">Base — Un lado de la figura que usas para hallar el área.</w:t>
+        <w:t xml:space="preserve">Área de paralelogramos — El espacio dentro de un paralelogramo. Fórmula: A = b × h, usando la altura perpendicular.</w:t>
       </w:r>
     </w:p>
     <w:p>
@@ -1633,14 +2337,14 @@
           <w:sz w:val="20"/>
           <w:szCs w:val="20"/>
         </w:rPr>
-        <w:t xml:space="preserve">Height — </w:t>
+        <w:t xml:space="preserve">Slanted side — </w:t>
       </w:r>
       <w:r>
         <w:rPr>
           <w:sz w:val="20"/>
           <w:szCs w:val="20"/>
         </w:rPr>
-        <w:t xml:space="preserve">The straight-up distance from the base to the top.</w:t>
+        <w:t xml:space="preserve">A side that leans instead of going straight up and down. It is not the perpendicular height.</w:t>
       </w:r>
       <w:r>
         <w:rPr>
@@ -1651,7 +2355,7 @@
           <w:szCs w:val="18"/>
         </w:rPr>
         <w:br/>
-        <w:t xml:space="preserve">Altura — La distancia recta hacia arriba desde la base hasta la parte de arriba.</w:t>
+        <w:t xml:space="preserve">Lado inclinado — Un lado que está inclinado en vez de subir y bajar verticalmente. No es la altura perpendicular.</w:t>
       </w:r>
     </w:p>
     <w:p>
@@ -1676,14 +2380,14 @@
           <w:sz w:val="20"/>
           <w:szCs w:val="20"/>
         </w:rPr>
-        <w:t xml:space="preserve">Area — </w:t>
+        <w:t xml:space="preserve">Parallelogram — </w:t>
       </w:r>
       <w:r>
         <w:rPr>
           <w:sz w:val="20"/>
           <w:szCs w:val="20"/>
         </w:rPr>
-        <w:t xml:space="preserve">How much space is inside a flat shape.</w:t>
+        <w:t xml:space="preserve">A four-sided shape with two pairs of parallel sides.</w:t>
       </w:r>
       <w:r>
         <w:rPr>
@@ -1694,7 +2398,7 @@
           <w:szCs w:val="18"/>
         </w:rPr>
         <w:br/>
-        <w:t xml:space="preserve">Área — Cuánto espacio hay dentro de una figura plana.</w:t>
+        <w:t xml:space="preserve">Paralelogramo — Una figura de cuatro lados con dos pares de lados paralelos.</w:t>
       </w:r>
     </w:p>
     <w:p>
@@ -1719,14 +2423,14 @@
           <w:sz w:val="20"/>
           <w:szCs w:val="20"/>
         </w:rPr>
-        <w:t xml:space="preserve">Parallelogram — </w:t>
+        <w:t xml:space="preserve">Parallel — </w:t>
       </w:r>
       <w:r>
         <w:rPr>
           <w:sz w:val="20"/>
           <w:szCs w:val="20"/>
         </w:rPr>
-        <w:t xml:space="preserve">A four-sided shape with two pairs of parallel sides.</w:t>
+        <w:t xml:space="preserve">Two lines or sides that stay the same distance apart and never meet.</w:t>
       </w:r>
       <w:r>
         <w:rPr>
@@ -1737,7 +2441,7 @@
           <w:szCs w:val="18"/>
         </w:rPr>
         <w:br/>
-        <w:t xml:space="preserve">Paralelogramo — Una figura de cuatro lados con dos pares de lados paralelos.</w:t>
+        <w:t xml:space="preserve">Paralelas — Dos líneas o lados que se mantienen a la misma distancia y nunca se cruzan.</w:t>
       </w:r>
     </w:p>
     <w:p>
@@ -1762,14 +2466,14 @@
           <w:sz w:val="20"/>
           <w:szCs w:val="20"/>
         </w:rPr>
-        <w:t xml:space="preserve">Composite figure — </w:t>
+        <w:t xml:space="preserve">Base — </w:t>
       </w:r>
       <w:r>
         <w:rPr>
           <w:sz w:val="20"/>
           <w:szCs w:val="20"/>
         </w:rPr>
-        <w:t xml:space="preserve">A shape made by putting two or more simple shapes together.</w:t>
+        <w:t xml:space="preserve">Any side of a parallelogram can be the base. Once you pick a base, the height must be measured perpendicular (at a 90° angle) to it.</w:t>
       </w:r>
       <w:r>
         <w:rPr>
@@ -1780,7 +2484,7 @@
           <w:szCs w:val="18"/>
         </w:rPr>
         <w:br/>
-        <w:t xml:space="preserve">Figura compuesta — Una figura formada al juntar dos o más figuras simples.</w:t>
+        <w:t xml:space="preserve">Base — Cualquier lado de un paralelogramo puede ser la base. Una vez que eliges la base, la altura debe medirse perpendicular (en un ángulo de 90°) a ella.</w:t>
       </w:r>
     </w:p>
     <w:tbl>
@@ -1841,7 +2545,7 @@
                 <w:sz w:val="21"/>
                 <w:szCs w:val="21"/>
               </w:rPr>
-              <w:t xml:space="preserve">When I move the triangle, I get a ___.</w:t>
+              <w:t xml:space="preserve">The courtyard's area is ___ sq ft because A = ___ x ___ . She needs ___ tiles because ___ / 2 = ___.</w:t>
             </w:r>
             <w:r>
               <w:rPr>
@@ -1852,7 +2556,7 @@
                 <w:szCs w:val="19"/>
               </w:rPr>
               <w:br/>
-              <w:t xml:space="preserve">Cuando muevo el triángulo, obtengo un ___.</w:t>
+              <w:t xml:space="preserve">Di tu respuesta primero: Mi respuesta es ___ porque ___.</w:t>
             </w:r>
           </w:p>
         </w:tc>
@@ -1988,7 +2692,7 @@
                 <w:sz w:val="19"/>
                 <w:szCs w:val="19"/>
               </w:rPr>
-              <w:t xml:space="preserve">This evidence connects the definition of parallelogram to the mathematical claim.</w:t>
+              <w:t xml:space="preserve">This evidence connects the definition of area of parallelograms to the mathematical claim.</w:t>
             </w:r>
           </w:p>
         </w:tc>
@@ -2054,7 +2758,20 @@
           <w:sz w:val="21"/>
           <w:szCs w:val="21"/>
         </w:rPr>
-        <w:t xml:space="preserve">When I move the triangle, I get a ___.</w:t>
+        <w:t xml:space="preserve">The courtyard's area is ___ sq ft because A = ___ x ___ . She needs ___ tiles because ___ / 2 = ___.</w:t>
+      </w:r>
+    </w:p>
+    <w:p>
+      <w:pPr>
+        <w:spacing w:after="60"/>
+      </w:pPr>
+      <w:r>
+        <w:rPr>
+          <w:color w:val="1A2733"/>
+          <w:sz w:val="21"/>
+          <w:szCs w:val="21"/>
+        </w:rPr>
+        <w:t xml:space="preserve">My answer is ___.</w:t>
       </w:r>
       <w:r>
         <w:rPr>
@@ -2065,31 +2782,7 @@
           <w:szCs w:val="19"/>
         </w:rPr>
         <w:br/>
-        <w:t xml:space="preserve">Cuando muevo el triángulo, obtengo un ___.</w:t>
-      </w:r>
-    </w:p>
-    <w:p>
-      <w:pPr>
-        <w:spacing w:after="60"/>
-      </w:pPr>
-      <w:r>
-        <w:rPr>
-          <w:color w:val="1A2733"/>
-          <w:sz w:val="21"/>
-          <w:szCs w:val="21"/>
-        </w:rPr>
-        <w:t xml:space="preserve">Area equals base times ___, so 14 times 9 equals ___.</w:t>
-      </w:r>
-      <w:r>
-        <w:rPr>
-          <w:i/>
-          <w:iCs/>
-          <w:color w:val="5F6F80"/>
-          <w:sz w:val="19"/>
-          <w:szCs w:val="19"/>
-        </w:rPr>
-        <w:br/>
-        <w:t xml:space="preserve">El área es la base por ___, entonces 14 por 9 es ___.</w:t>
+        <w:t xml:space="preserve">Mi respuesta es ___.</w:t>
       </w:r>
     </w:p>
     <w:tbl>
@@ -4297,6 +4990,48 @@
           <w:sz w:val="21"/>
           <w:szCs w:val="21"/>
         </w:rPr>
+        <w:t xml:space="preserve">Area of Parallelograms</w:t>
+      </w:r>
+    </w:p>
+    <w:p>
+      <w:pPr>
+        <w:spacing w:after="80"/>
+      </w:pPr>
+      <w:r>
+        <w:rPr>
+          <w:b/>
+          <w:bCs/>
+          <w:sz w:val="21"/>
+          <w:szCs w:val="21"/>
+        </w:rPr>
+        <w:t xml:space="preserve">Notes 2:  </w:t>
+      </w:r>
+      <w:r>
+        <w:rPr>
+          <w:sz w:val="21"/>
+          <w:szCs w:val="21"/>
+        </w:rPr>
+        <w:t xml:space="preserve">Slanted side</w:t>
+      </w:r>
+    </w:p>
+    <w:p>
+      <w:pPr>
+        <w:spacing w:after="80"/>
+      </w:pPr>
+      <w:r>
+        <w:rPr>
+          <w:b/>
+          <w:bCs/>
+          <w:sz w:val="21"/>
+          <w:szCs w:val="21"/>
+        </w:rPr>
+        <w:t xml:space="preserve">Notes 3:  </w:t>
+      </w:r>
+      <w:r>
+        <w:rPr>
+          <w:sz w:val="21"/>
+          <w:szCs w:val="21"/>
+        </w:rPr>
         <w:t xml:space="preserve">Parallelogram</w:t>
       </w:r>
     </w:p>
@@ -4311,7 +5046,28 @@
           <w:sz w:val="21"/>
           <w:szCs w:val="21"/>
         </w:rPr>
-        <w:t xml:space="preserve">Notes 2:  </w:t>
+        <w:t xml:space="preserve">Notes 4:  </w:t>
+      </w:r>
+      <w:r>
+        <w:rPr>
+          <w:sz w:val="21"/>
+          <w:szCs w:val="21"/>
+        </w:rPr>
+        <w:t xml:space="preserve">Parallel</w:t>
+      </w:r>
+    </w:p>
+    <w:p>
+      <w:pPr>
+        <w:spacing w:after="80"/>
+      </w:pPr>
+      <w:r>
+        <w:rPr>
+          <w:b/>
+          <w:bCs/>
+          <w:sz w:val="21"/>
+          <w:szCs w:val="21"/>
+        </w:rPr>
+        <w:t xml:space="preserve">Notes 5:  </w:t>
       </w:r>
       <w:r>
         <w:rPr>
@@ -4332,7 +5088,7 @@
           <w:sz w:val="21"/>
           <w:szCs w:val="21"/>
         </w:rPr>
-        <w:t xml:space="preserve">Notes 3:  </w:t>
+        <w:t xml:space="preserve">Notes 6:  </w:t>
       </w:r>
       <w:r>
         <w:rPr>
@@ -4353,7 +5109,28 @@
           <w:sz w:val="21"/>
           <w:szCs w:val="21"/>
         </w:rPr>
-        <w:t xml:space="preserve">Notes 4:  </w:t>
+        <w:t xml:space="preserve">Notes 7:  </w:t>
+      </w:r>
+      <w:r>
+        <w:rPr>
+          <w:sz w:val="21"/>
+          <w:szCs w:val="21"/>
+        </w:rPr>
+        <w:t xml:space="preserve">Perpendicular</w:t>
+      </w:r>
+    </w:p>
+    <w:p>
+      <w:pPr>
+        <w:spacing w:after="80"/>
+      </w:pPr>
+      <w:r>
+        <w:rPr>
+          <w:b/>
+          <w:bCs/>
+          <w:sz w:val="21"/>
+          <w:szCs w:val="21"/>
+        </w:rPr>
+        <w:t xml:space="preserve">Notes 8:  </w:t>
       </w:r>
       <w:r>
         <w:rPr>
@@ -4374,7 +5151,7 @@
           <w:sz w:val="21"/>
           <w:szCs w:val="21"/>
         </w:rPr>
-        <w:t xml:space="preserve">Notes 5:  </w:t>
+        <w:t xml:space="preserve">Notes 9:  </w:t>
       </w:r>
       <w:r>
         <w:rPr>
@@ -4395,7 +5172,7 @@
           <w:sz w:val="21"/>
           <w:szCs w:val="21"/>
         </w:rPr>
-        <w:t xml:space="preserve">Notes 6:  </w:t>
+        <w:t xml:space="preserve">Notes 10:  </w:t>
       </w:r>
       <w:r>
         <w:rPr>
@@ -4888,7 +5665,7 @@
         <w:sz w:val="16"/>
         <w:szCs w:val="16"/>
       </w:rPr>
-      <w:t xml:space="preserve">Unit 5  ·  Lesson 1  ·  Area of Parallelograms</w:t>
+      <w:t xml:space="preserve">Unit 5  ·  Lesson 1  ·  Determine the Area of Parallelograms and Rhombuses</w:t>
     </w:r>
   </w:p>
 </w:hdr>

--- a/lessons/5-1/downloads/5-1-notes-teacher.docx
+++ b/lessons/5-1/downloads/5-1-notes-teacher.docx
@@ -219,10 +219,12 @@
     <w:p>
       <w:pPr>
         <w:pStyle w:val="Heading1"/>
+        <w:keepNext/>
+        <w:keepLines/>
         <w:pBdr>
           <w:bottom w:val="single" w:color="1FA6A2" w:sz="14" w:space="6"/>
         </w:pBdr>
-        <w:spacing w:after="140" w:before="260"/>
+        <w:spacing w:after="140" w:before="300"/>
       </w:pPr>
       <w:r>
         <w:rPr>
@@ -1793,10 +1795,12 @@
     <w:p>
       <w:pPr>
         <w:pStyle w:val="Heading1"/>
+        <w:keepNext/>
+        <w:keepLines/>
         <w:pBdr>
           <w:bottom w:val="single" w:color="1FA6A2" w:sz="14" w:space="6"/>
         </w:pBdr>
-        <w:spacing w:after="140" w:before="260"/>
+        <w:spacing w:after="140" w:before="300"/>
       </w:pPr>
       <w:r>
         <w:rPr>
@@ -1892,7 +1896,8 @@
     </w:p>
     <w:p>
       <w:pPr>
-        <w:spacing w:after="120" w:before="80"/>
+        <w:keepLines/>
+        <w:spacing w:after="260" w:before="200"/>
       </w:pPr>
       <w:r>
         <w:rPr>
@@ -1909,12 +1914,27 @@
           <w:sz w:val="22"/>
           <w:szCs w:val="22"/>
         </w:rPr>
-        <w:t xml:space="preserve">The space inside a parallelogram, found with A = b × h, is the ___.</w:t>
-      </w:r>
-    </w:p>
-    <w:p>
-      <w:pPr>
-        <w:spacing w:after="120" w:before="80"/>
+        <w:t xml:space="preserve">The space inside a parallelogram, found with A = b × h, is the </w:t>
+      </w:r>
+      <w:r>
+        <w:rPr>
+          <w:sz w:val="22"/>
+          <w:szCs w:val="22"/>
+        </w:rPr>
+        <w:t xml:space="preserve">________________</w:t>
+      </w:r>
+      <w:r>
+        <w:rPr>
+          <w:sz w:val="22"/>
+          <w:szCs w:val="22"/>
+        </w:rPr>
+        <w:t xml:space="preserve">.</w:t>
+      </w:r>
+    </w:p>
+    <w:p>
+      <w:pPr>
+        <w:keepLines/>
+        <w:spacing w:after="260" w:before="200"/>
       </w:pPr>
       <w:r>
         <w:rPr>
@@ -1931,12 +1951,27 @@
           <w:sz w:val="22"/>
           <w:szCs w:val="22"/>
         </w:rPr>
-        <w:t xml:space="preserve">The leaning side of a parallelogram, which is NOT the height, is the ___.</w:t>
-      </w:r>
-    </w:p>
-    <w:p>
-      <w:pPr>
-        <w:spacing w:after="120" w:before="80"/>
+        <w:t xml:space="preserve">The leaning side of a parallelogram, which is NOT the height, is the </w:t>
+      </w:r>
+      <w:r>
+        <w:rPr>
+          <w:sz w:val="22"/>
+          <w:szCs w:val="22"/>
+        </w:rPr>
+        <w:t xml:space="preserve">________________</w:t>
+      </w:r>
+      <w:r>
+        <w:rPr>
+          <w:sz w:val="22"/>
+          <w:szCs w:val="22"/>
+        </w:rPr>
+        <w:t xml:space="preserve">.</w:t>
+      </w:r>
+    </w:p>
+    <w:p>
+      <w:pPr>
+        <w:keepLines/>
+        <w:spacing w:after="260" w:before="200"/>
       </w:pPr>
       <w:r>
         <w:rPr>
@@ -1953,12 +1988,27 @@
           <w:sz w:val="22"/>
           <w:szCs w:val="22"/>
         </w:rPr>
-        <w:t xml:space="preserve">A quadrilateral with two pairs of parallel sides is a ___.</w:t>
-      </w:r>
-    </w:p>
-    <w:p>
-      <w:pPr>
-        <w:spacing w:after="120" w:before="80"/>
+        <w:t xml:space="preserve">A quadrilateral with two pairs of parallel sides is a </w:t>
+      </w:r>
+      <w:r>
+        <w:rPr>
+          <w:sz w:val="22"/>
+          <w:szCs w:val="22"/>
+        </w:rPr>
+        <w:t xml:space="preserve">________________</w:t>
+      </w:r>
+      <w:r>
+        <w:rPr>
+          <w:sz w:val="22"/>
+          <w:szCs w:val="22"/>
+        </w:rPr>
+        <w:t xml:space="preserve">.</w:t>
+      </w:r>
+    </w:p>
+    <w:p>
+      <w:pPr>
+        <w:keepLines/>
+        <w:spacing w:after="260" w:before="200"/>
       </w:pPr>
       <w:r>
         <w:rPr>
@@ -1975,12 +2025,27 @@
           <w:sz w:val="22"/>
           <w:szCs w:val="22"/>
         </w:rPr>
-        <w:t xml:space="preserve">Two sides that stay the same distance apart and never meet are ___.</w:t>
-      </w:r>
-    </w:p>
-    <w:p>
-      <w:pPr>
-        <w:spacing w:after="120" w:before="80"/>
+        <w:t xml:space="preserve">Two sides that stay the same distance apart and never meet are </w:t>
+      </w:r>
+      <w:r>
+        <w:rPr>
+          <w:sz w:val="22"/>
+          <w:szCs w:val="22"/>
+        </w:rPr>
+        <w:t xml:space="preserve">________________</w:t>
+      </w:r>
+      <w:r>
+        <w:rPr>
+          <w:sz w:val="22"/>
+          <w:szCs w:val="22"/>
+        </w:rPr>
+        <w:t xml:space="preserve">.</w:t>
+      </w:r>
+    </w:p>
+    <w:p>
+      <w:pPr>
+        <w:keepLines/>
+        <w:spacing w:after="260" w:before="200"/>
       </w:pPr>
       <w:r>
         <w:rPr>
@@ -1997,12 +2062,27 @@
           <w:sz w:val="22"/>
           <w:szCs w:val="22"/>
         </w:rPr>
-        <w:t xml:space="preserve">The side of a parallelogram you measure the height from at a 90° angle is the ___.</w:t>
-      </w:r>
-    </w:p>
-    <w:p>
-      <w:pPr>
-        <w:spacing w:after="120" w:before="80"/>
+        <w:t xml:space="preserve">The side of a parallelogram you measure the height from at a 90° angle is the </w:t>
+      </w:r>
+      <w:r>
+        <w:rPr>
+          <w:sz w:val="22"/>
+          <w:szCs w:val="22"/>
+        </w:rPr>
+        <w:t xml:space="preserve">________________</w:t>
+      </w:r>
+      <w:r>
+        <w:rPr>
+          <w:sz w:val="22"/>
+          <w:szCs w:val="22"/>
+        </w:rPr>
+        <w:t xml:space="preserve">.</w:t>
+      </w:r>
+    </w:p>
+    <w:p>
+      <w:pPr>
+        <w:keepLines/>
+        <w:spacing w:after="260" w:before="200"/>
       </w:pPr>
       <w:r>
         <w:rPr>
@@ -2019,12 +2099,27 @@
           <w:sz w:val="22"/>
           <w:szCs w:val="22"/>
         </w:rPr>
-        <w:t xml:space="preserve">The perpendicular distance between the base and the opposite side is the ___.</w:t>
-      </w:r>
-    </w:p>
-    <w:p>
-      <w:pPr>
-        <w:spacing w:after="120" w:before="80"/>
+        <w:t xml:space="preserve">The perpendicular distance between the base and the opposite side is the </w:t>
+      </w:r>
+      <w:r>
+        <w:rPr>
+          <w:sz w:val="22"/>
+          <w:szCs w:val="22"/>
+        </w:rPr>
+        <w:t xml:space="preserve">________________</w:t>
+      </w:r>
+      <w:r>
+        <w:rPr>
+          <w:sz w:val="22"/>
+          <w:szCs w:val="22"/>
+        </w:rPr>
+        <w:t xml:space="preserve">.</w:t>
+      </w:r>
+    </w:p>
+    <w:p>
+      <w:pPr>
+        <w:keepLines/>
+        <w:spacing w:after="260" w:before="200"/>
       </w:pPr>
       <w:r>
         <w:rPr>
@@ -2041,12 +2136,27 @@
           <w:sz w:val="22"/>
           <w:szCs w:val="22"/>
         </w:rPr>
-        <w:t xml:space="preserve">Two lines that meet at a 90° square corner are ___.</w:t>
-      </w:r>
-    </w:p>
-    <w:p>
-      <w:pPr>
-        <w:spacing w:after="120" w:before="80"/>
+        <w:t xml:space="preserve">Two lines that meet at a 90° square corner are </w:t>
+      </w:r>
+      <w:r>
+        <w:rPr>
+          <w:sz w:val="22"/>
+          <w:szCs w:val="22"/>
+        </w:rPr>
+        <w:t xml:space="preserve">________________</w:t>
+      </w:r>
+      <w:r>
+        <w:rPr>
+          <w:sz w:val="22"/>
+          <w:szCs w:val="22"/>
+        </w:rPr>
+        <w:t xml:space="preserve">.</w:t>
+      </w:r>
+    </w:p>
+    <w:p>
+      <w:pPr>
+        <w:keepLines/>
+        <w:spacing w:after="260" w:before="200"/>
       </w:pPr>
       <w:r>
         <w:rPr>
@@ -2063,12 +2173,27 @@
           <w:sz w:val="22"/>
           <w:szCs w:val="22"/>
         </w:rPr>
-        <w:t xml:space="preserve">The amount of flat space inside a two-dimensional figure is its ___.</w:t>
-      </w:r>
-    </w:p>
-    <w:p>
-      <w:pPr>
-        <w:spacing w:after="120" w:before="80"/>
+        <w:t xml:space="preserve">The amount of flat space inside a two-dimensional figure is its </w:t>
+      </w:r>
+      <w:r>
+        <w:rPr>
+          <w:sz w:val="22"/>
+          <w:szCs w:val="22"/>
+        </w:rPr>
+        <w:t xml:space="preserve">________________</w:t>
+      </w:r>
+      <w:r>
+        <w:rPr>
+          <w:sz w:val="22"/>
+          <w:szCs w:val="22"/>
+        </w:rPr>
+        <w:t xml:space="preserve">.</w:t>
+      </w:r>
+    </w:p>
+    <w:p>
+      <w:pPr>
+        <w:keepLines/>
+        <w:spacing w:after="260" w:before="200"/>
       </w:pPr>
       <w:r>
         <w:rPr>
@@ -2085,12 +2210,27 @@
           <w:sz w:val="22"/>
           <w:szCs w:val="22"/>
         </w:rPr>
-        <w:t xml:space="preserve">A shape made of two or more basic shapes combined is a ___.</w:t>
-      </w:r>
-    </w:p>
-    <w:p>
-      <w:pPr>
-        <w:spacing w:after="120" w:before="80"/>
+        <w:t xml:space="preserve">A shape made of two or more basic shapes combined is a </w:t>
+      </w:r>
+      <w:r>
+        <w:rPr>
+          <w:sz w:val="22"/>
+          <w:szCs w:val="22"/>
+        </w:rPr>
+        <w:t xml:space="preserve">________________</w:t>
+      </w:r>
+      <w:r>
+        <w:rPr>
+          <w:sz w:val="22"/>
+          <w:szCs w:val="22"/>
+        </w:rPr>
+        <w:t xml:space="preserve">.</w:t>
+      </w:r>
+    </w:p>
+    <w:p>
+      <w:pPr>
+        <w:keepLines/>
+        <w:spacing w:after="260" w:before="200"/>
       </w:pPr>
       <w:r>
         <w:rPr>
@@ -2107,17 +2247,32 @@
           <w:sz w:val="22"/>
           <w:szCs w:val="22"/>
         </w:rPr>
-        <w:t xml:space="preserve">A math rule written with symbols, like A = b × h, is a ___.</w:t>
+        <w:t xml:space="preserve">A math rule written with symbols, like A = b × h, is a </w:t>
+      </w:r>
+      <w:r>
+        <w:rPr>
+          <w:sz w:val="22"/>
+          <w:szCs w:val="22"/>
+        </w:rPr>
+        <w:t xml:space="preserve">________________</w:t>
+      </w:r>
+      <w:r>
+        <w:rPr>
+          <w:sz w:val="22"/>
+          <w:szCs w:val="22"/>
+        </w:rPr>
+        <w:t xml:space="preserve">.</w:t>
       </w:r>
     </w:p>
     <w:p>
       <w:pPr>
         <w:pStyle w:val="Heading1"/>
-        <w:pageBreakBefore/>
+        <w:keepNext/>
+        <w:keepLines/>
         <w:pBdr>
           <w:bottom w:val="single" w:color="1FA6A2" w:sz="14" w:space="6"/>
         </w:pBdr>
-        <w:spacing w:after="140" w:before="0"/>
+        <w:spacing w:after="140" w:before="300"/>
       </w:pPr>
       <w:r>
         <w:rPr>
@@ -3398,11 +3553,12 @@
     <w:p>
       <w:pPr>
         <w:pStyle w:val="Heading1"/>
-        <w:pageBreakBefore/>
+        <w:keepNext/>
+        <w:keepLines/>
         <w:pBdr>
           <w:bottom w:val="single" w:color="1FA6A2" w:sz="14" w:space="6"/>
         </w:pBdr>
-        <w:spacing w:after="140" w:before="0"/>
+        <w:spacing w:after="140" w:before="300"/>
       </w:pPr>
       <w:r>
         <w:rPr>
@@ -3735,11 +3891,12 @@
     <w:p>
       <w:pPr>
         <w:pStyle w:val="Heading1"/>
-        <w:pageBreakBefore/>
+        <w:keepNext/>
+        <w:keepLines/>
         <w:pBdr>
           <w:bottom w:val="single" w:color="1FA6A2" w:sz="14" w:space="6"/>
         </w:pBdr>
-        <w:spacing w:after="140" w:before="0"/>
+        <w:spacing w:after="140" w:before="300"/>
       </w:pPr>
       <w:r>
         <w:rPr>
@@ -4460,11 +4617,12 @@
     <w:p>
       <w:pPr>
         <w:pStyle w:val="Heading1"/>
-        <w:pageBreakBefore/>
+        <w:keepNext/>
+        <w:keepLines/>
         <w:pBdr>
           <w:bottom w:val="single" w:color="1FA6A2" w:sz="14" w:space="6"/>
         </w:pBdr>
-        <w:spacing w:after="140" w:before="0"/>
+        <w:spacing w:after="140" w:before="300"/>
       </w:pPr>
       <w:r>
         <w:rPr>
@@ -4807,11 +4965,12 @@
     <w:p>
       <w:pPr>
         <w:pStyle w:val="Heading1"/>
-        <w:pageBreakBefore/>
+        <w:keepNext/>
+        <w:keepLines/>
         <w:pBdr>
           <w:bottom w:val="single" w:color="1FA6A2" w:sz="14" w:space="6"/>
         </w:pBdr>
-        <w:spacing w:after="140" w:before="0"/>
+        <w:spacing w:after="140" w:before="300"/>
       </w:pPr>
       <w:r>
         <w:rPr>
@@ -4924,6 +5083,8 @@
     <w:p>
       <w:pPr>
         <w:pStyle w:val="Heading1"/>
+        <w:keepNext/>
+        <w:keepLines/>
         <w:pageBreakBefore/>
         <w:pBdr>
           <w:bottom w:val="single" w:color="1FA6A2" w:sz="14" w:space="6"/>

--- a/lessons/5-1/downloads/5-1-notes-teacher.docx
+++ b/lessons/5-1/downloads/5-1-notes-teacher.docx
@@ -2285,47 +2285,6 @@
         <w:t xml:space="preserve">Write About the Math</w:t>
       </w:r>
     </w:p>
-    <w:p>
-      <w:pPr>
-        <w:spacing w:after="100"/>
-      </w:pPr>
-      <w:r>
-        <w:rPr>
-          <w:i/>
-          <w:iCs/>
-          <w:color w:val="5F6F80"/>
-          <w:sz w:val="19"/>
-          <w:szCs w:val="19"/>
-        </w:rPr>
-        <w:t xml:space="preserve">Use the support level you need. Every level answers the same math question.</w:t>
-      </w:r>
-    </w:p>
-    <w:p>
-      <w:pPr>
-        <w:pStyle w:val="Heading2"/>
-        <w:spacing w:after="80" w:before="180"/>
-      </w:pPr>
-      <w:r>
-        <w:rPr>
-          <w:b/>
-          <w:bCs/>
-          <w:color w:val="12355B"/>
-          <w:sz w:val="24"/>
-          <w:szCs w:val="24"/>
-        </w:rPr>
-        <w:t xml:space="preserve">1. Understand the Question</w:t>
-      </w:r>
-      <w:r>
-        <w:rPr>
-          <w:i/>
-          <w:iCs/>
-          <w:color w:val="B97A12"/>
-          <w:sz w:val="19"/>
-          <w:szCs w:val="19"/>
-        </w:rPr>
-        <w:t xml:space="preserve">   explain</w:t>
-      </w:r>
-    </w:p>
     <w:tbl>
       <w:tblPr>
         <w:tblW w:type="pct" w:w="100%"/>
@@ -2364,38 +2323,16 @@
               </w:rPr>
               <w:t xml:space="preserve">How many tiles does the architect need?</w:t>
             </w:r>
-          </w:p>
-          <w:p>
-            <w:pPr>
-              <w:spacing w:after="0"/>
-            </w:pPr>
-            <w:r>
-              <w:rPr>
-                <w:b/>
-                <w:bCs/>
-                <w:color w:val="12355B"/>
-                <w:sz w:val="20"/>
-                <w:szCs w:val="20"/>
-              </w:rPr>
-              <w:t xml:space="preserve">Your job:  </w:t>
-            </w:r>
-            <w:r>
-              <w:rPr>
-                <w:sz w:val="20"/>
-                <w:szCs w:val="20"/>
-              </w:rPr>
-              <w:t xml:space="preserve">Answer the question. Use math evidence. Explain how the evidence proves your answer.</w:t>
-            </w:r>
             <w:r>
               <w:rPr>
                 <w:i/>
                 <w:iCs/>
                 <w:color w:val="5F6F80"/>
-                <w:sz w:val="18"/>
-                <w:szCs w:val="18"/>
+                <w:sz w:val="19"/>
+                <w:szCs w:val="19"/>
               </w:rPr>
               <w:br/>
-              <w:t xml:space="preserve">Responde la pregunta. Usa evidencia matemática. Explica cómo la evidencia demuestra tu respuesta.</w:t>
+              <w:t xml:space="preserve">¿Cuántos azulejos necesita el arquitecto?</w:t>
             </w:r>
           </w:p>
         </w:tc>
@@ -2403,33 +2340,22 @@
     </w:tbl>
     <w:p>
       <w:pPr>
-        <w:pStyle w:val="Heading2"/>
-        <w:spacing w:after="80" w:before="180"/>
-      </w:pPr>
-      <w:r>
-        <w:rPr>
-          <w:b/>
-          <w:bCs/>
-          <w:color w:val="12355B"/>
-          <w:sz w:val="24"/>
-          <w:szCs w:val="24"/>
-        </w:rPr>
-        <w:t xml:space="preserve">2. Plan Your Math Words</w:t>
-      </w:r>
+        <w:spacing w:after="100"/>
+      </w:pPr>
       <w:r>
         <w:rPr>
           <w:i/>
           <w:iCs/>
-          <w:color w:val="1FA6A2"/>
+          <w:color w:val="5F6F80"/>
           <w:sz w:val="19"/>
           <w:szCs w:val="19"/>
         </w:rPr>
-        <w:t xml:space="preserve">   check at least two</w:t>
-      </w:r>
-    </w:p>
-    <w:p>
-      <w:pPr>
-        <w:spacing w:after="60"/>
+        <w:t xml:space="preserve">Say your answer to a partner first. Then write it, using at least two of these words:</w:t>
+      </w:r>
+    </w:p>
+    <w:p>
+      <w:pPr>
+        <w:spacing w:after="40"/>
       </w:pPr>
       <w:r>
         <w:rPr>
@@ -2449,14 +2375,7 @@
           <w:sz w:val="20"/>
           <w:szCs w:val="20"/>
         </w:rPr>
-        <w:t xml:space="preserve">Area of Parallelograms — </w:t>
-      </w:r>
-      <w:r>
-        <w:rPr>
-          <w:sz w:val="20"/>
-          <w:szCs w:val="20"/>
-        </w:rPr>
-        <w:t xml:space="preserve">The space inside a parallelogram. Formula: A = b × h, using the perpendicular height.</w:t>
+        <w:t xml:space="preserve">Slanted side</w:t>
       </w:r>
       <w:r>
         <w:rPr>
@@ -2466,13 +2385,12 @@
           <w:sz w:val="18"/>
           <w:szCs w:val="18"/>
         </w:rPr>
-        <w:br/>
-        <w:t xml:space="preserve">Área de paralelogramos — El espacio dentro de un paralelogramo. Fórmula: A = b × h, usando la altura perpendicular.</w:t>
-      </w:r>
-    </w:p>
-    <w:p>
-      <w:pPr>
-        <w:spacing w:after="60"/>
+        <w:t xml:space="preserve">  ·  Lado inclinado</w:t>
+      </w:r>
+    </w:p>
+    <w:p>
+      <w:pPr>
+        <w:spacing w:after="40"/>
       </w:pPr>
       <w:r>
         <w:rPr>
@@ -2492,14 +2410,7 @@
           <w:sz w:val="20"/>
           <w:szCs w:val="20"/>
         </w:rPr>
-        <w:t xml:space="preserve">Slanted side — </w:t>
-      </w:r>
-      <w:r>
-        <w:rPr>
-          <w:sz w:val="20"/>
-          <w:szCs w:val="20"/>
-        </w:rPr>
-        <w:t xml:space="preserve">A side that leans instead of going straight up and down. It is not the perpendicular height.</w:t>
+        <w:t xml:space="preserve">Parallelogram</w:t>
       </w:r>
       <w:r>
         <w:rPr>
@@ -2509,13 +2420,12 @@
           <w:sz w:val="18"/>
           <w:szCs w:val="18"/>
         </w:rPr>
-        <w:br/>
-        <w:t xml:space="preserve">Lado inclinado — Un lado que está inclinado en vez de subir y bajar verticalmente. No es la altura perpendicular.</w:t>
-      </w:r>
-    </w:p>
-    <w:p>
-      <w:pPr>
-        <w:spacing w:after="60"/>
+        <w:t xml:space="preserve">  ·  Paralelogramo</w:t>
+      </w:r>
+    </w:p>
+    <w:p>
+      <w:pPr>
+        <w:spacing w:after="40"/>
       </w:pPr>
       <w:r>
         <w:rPr>
@@ -2535,14 +2445,7 @@
           <w:sz w:val="20"/>
           <w:szCs w:val="20"/>
         </w:rPr>
-        <w:t xml:space="preserve">Parallelogram — </w:t>
-      </w:r>
-      <w:r>
-        <w:rPr>
-          <w:sz w:val="20"/>
-          <w:szCs w:val="20"/>
-        </w:rPr>
-        <w:t xml:space="preserve">A four-sided shape with two pairs of parallel sides.</w:t>
+        <w:t xml:space="preserve">Parallel</w:t>
       </w:r>
       <w:r>
         <w:rPr>
@@ -2552,13 +2455,12 @@
           <w:sz w:val="18"/>
           <w:szCs w:val="18"/>
         </w:rPr>
-        <w:br/>
-        <w:t xml:space="preserve">Paralelogramo — Una figura de cuatro lados con dos pares de lados paralelos.</w:t>
-      </w:r>
-    </w:p>
-    <w:p>
-      <w:pPr>
-        <w:spacing w:after="60"/>
+        <w:t xml:space="preserve">  ·  Paralelas</w:t>
+      </w:r>
+    </w:p>
+    <w:p>
+      <w:pPr>
+        <w:spacing w:after="40"/>
       </w:pPr>
       <w:r>
         <w:rPr>
@@ -2578,14 +2480,7 @@
           <w:sz w:val="20"/>
           <w:szCs w:val="20"/>
         </w:rPr>
-        <w:t xml:space="preserve">Parallel — </w:t>
-      </w:r>
-      <w:r>
-        <w:rPr>
-          <w:sz w:val="20"/>
-          <w:szCs w:val="20"/>
-        </w:rPr>
-        <w:t xml:space="preserve">Two lines or sides that stay the same distance apart and never meet.</w:t>
+        <w:t xml:space="preserve">Base</w:t>
       </w:r>
       <w:r>
         <w:rPr>
@@ -2595,13 +2490,12 @@
           <w:sz w:val="18"/>
           <w:szCs w:val="18"/>
         </w:rPr>
-        <w:br/>
-        <w:t xml:space="preserve">Paralelas — Dos líneas o lados que se mantienen a la misma distancia y nunca se cruzan.</w:t>
-      </w:r>
-    </w:p>
-    <w:p>
-      <w:pPr>
-        <w:spacing w:after="60"/>
+        <w:t xml:space="preserve">  ·  Base</w:t>
+      </w:r>
+    </w:p>
+    <w:p>
+      <w:pPr>
+        <w:spacing w:after="40"/>
       </w:pPr>
       <w:r>
         <w:rPr>
@@ -2621,14 +2515,7 @@
           <w:sz w:val="20"/>
           <w:szCs w:val="20"/>
         </w:rPr>
-        <w:t xml:space="preserve">Base — </w:t>
-      </w:r>
-      <w:r>
-        <w:rPr>
-          <w:sz w:val="20"/>
-          <w:szCs w:val="20"/>
-        </w:rPr>
-        <w:t xml:space="preserve">Any side of a parallelogram can be the base. Once you pick a base, the height must be measured perpendicular (at a 90° angle) to it.</w:t>
+        <w:t xml:space="preserve">Height</w:t>
       </w:r>
       <w:r>
         <w:rPr>
@@ -2638,109 +2525,7 @@
           <w:sz w:val="18"/>
           <w:szCs w:val="18"/>
         </w:rPr>
-        <w:br/>
-        <w:t xml:space="preserve">Base — Cualquier lado de un paralelogramo puede ser la base. Una vez que eliges la base, la altura debe medirse perpendicular (en un ángulo de 90°) a ella.</w:t>
-      </w:r>
-    </w:p>
-    <w:tbl>
-      <w:tblPr>
-        <w:tblW w:type="pct" w:w="100%"/>
-        <w:tblBorders>
-          <w:top w:val="single" w:color="1FA6A2" w:sz="8"/>
-          <w:left w:val="single" w:color="1FA6A2" w:sz="8"/>
-          <w:bottom w:val="single" w:color="1FA6A2" w:sz="8"/>
-          <w:right w:val="single" w:color="1FA6A2" w:sz="8"/>
-          <w:insideH w:val="single" w:color="auto" w:sz="4"/>
-          <w:insideV w:val="single" w:color="auto" w:sz="4"/>
-        </w:tblBorders>
-      </w:tblPr>
-      <w:tblGrid>
-        <w:gridCol w:w="100"/>
-      </w:tblGrid>
-      <w:tr>
-        <w:tc>
-          <w:tcPr>
-            <w:shd w:fill="F7FFFD" w:color="auto" w:val="clear"/>
-            <w:tcMar>
-              <w:top w:type="dxa" w:w="120"/>
-              <w:left w:type="dxa" w:w="180"/>
-              <w:bottom w:type="dxa" w:w="120"/>
-              <w:right w:type="dxa" w:w="180"/>
-            </w:tcMar>
-          </w:tcPr>
-          <w:p>
-            <w:pPr>
-              <w:spacing w:after="50"/>
-            </w:pPr>
-            <w:r>
-              <w:rPr>
-                <w:b/>
-                <w:bCs/>
-                <w:color w:val="1FA6A2"/>
-                <w:sz w:val="20"/>
-                <w:szCs w:val="20"/>
-              </w:rPr>
-              <w:t xml:space="preserve">Say it first:  </w:t>
-            </w:r>
-            <w:r>
-              <w:rPr>
-                <w:sz w:val="20"/>
-                <w:szCs w:val="20"/>
-              </w:rPr>
-              <w:t xml:space="preserve">Say your idea to a partner or quietly to yourself before you write.</w:t>
-            </w:r>
-          </w:p>
-          <w:p>
-            <w:pPr>
-              <w:spacing w:after="60"/>
-            </w:pPr>
-            <w:r>
-              <w:rPr>
-                <w:color w:val="1A2733"/>
-                <w:sz w:val="21"/>
-                <w:szCs w:val="21"/>
-              </w:rPr>
-              <w:t xml:space="preserve">The courtyard's area is ___ sq ft because A = ___ x ___ . She needs ___ tiles because ___ / 2 = ___.</w:t>
-            </w:r>
-            <w:r>
-              <w:rPr>
-                <w:i/>
-                <w:iCs/>
-                <w:color w:val="5F6F80"/>
-                <w:sz w:val="19"/>
-                <w:szCs w:val="19"/>
-              </w:rPr>
-              <w:br/>
-              <w:t xml:space="preserve">Di tu respuesta primero: Mi respuesta es ___ porque ___.</w:t>
-            </w:r>
-          </w:p>
-        </w:tc>
-      </w:tr>
-    </w:tbl>
-    <w:p>
-      <w:pPr>
-        <w:pStyle w:val="Heading2"/>
-        <w:spacing w:after="80" w:before="180"/>
-      </w:pPr>
-      <w:r>
-        <w:rPr>
-          <w:b/>
-          <w:bCs/>
-          <w:color w:val="12355B"/>
-          <w:sz w:val="24"/>
-          <w:szCs w:val="24"/>
-        </w:rPr>
-        <w:t xml:space="preserve">3. Build Your Explanation</w:t>
-      </w:r>
-      <w:r>
-        <w:rPr>
-          <w:i/>
-          <w:iCs/>
-          <w:color w:val="B97A12"/>
-          <w:sz w:val="19"/>
-          <w:szCs w:val="19"/>
-        </w:rPr>
-        <w:t xml:space="preserve">   choose your support</w:t>
+        <w:t xml:space="preserve">  ·  Altura</w:t>
       </w:r>
     </w:p>
     <w:tbl>
@@ -2771,21 +2556,6 @@
           </w:tcPr>
           <w:p>
             <w:pPr>
-              <w:spacing w:after="50"/>
-            </w:pPr>
-            <w:r>
-              <w:rPr>
-                <w:i/>
-                <w:iCs/>
-                <w:color w:val="5F6F80"/>
-                <w:sz w:val="19"/>
-                <w:szCs w:val="19"/>
-              </w:rPr>
-              <w:t xml:space="preserve">This model shows the parts of an explanation. It does not answer your writing question.</w:t>
-            </w:r>
-          </w:p>
-          <w:p>
-            <w:pPr>
               <w:spacing w:after="80"/>
             </w:pPr>
             <w:r>
@@ -2796,58 +2566,14 @@
                 <w:sz w:val="19"/>
                 <w:szCs w:val="19"/>
               </w:rPr>
-              <w:t xml:space="preserve">Claim:  </w:t>
+              <w:t xml:space="preserve">Model:  </w:t>
             </w:r>
             <w:r>
               <w:rPr>
                 <w:sz w:val="19"/>
                 <w:szCs w:val="19"/>
               </w:rPr>
-              <w:t xml:space="preserve">We use the height because it is perpendicular to the base.</w:t>
-            </w:r>
-          </w:p>
-          <w:p>
-            <w:pPr>
-              <w:spacing w:after="80"/>
-            </w:pPr>
-            <w:r>
-              <w:rPr>
-                <w:b/>
-                <w:bCs/>
-                <w:color w:val="12355B"/>
-                <w:sz w:val="19"/>
-                <w:szCs w:val="19"/>
-              </w:rPr>
-              <w:t xml:space="preserve">Evidence:  </w:t>
-            </w:r>
-            <w:r>
-              <w:rPr>
-                <w:sz w:val="19"/>
-                <w:szCs w:val="19"/>
-              </w:rPr>
-              <w:t xml:space="preserve">Students connect 'height' to the perpendicular (straight-up) distance from base to top, and recognize the slanted side is longer and would overstate the area.</w:t>
-            </w:r>
-          </w:p>
-          <w:p>
-            <w:pPr>
-              <w:spacing w:after="80"/>
-            </w:pPr>
-            <w:r>
-              <w:rPr>
-                <w:b/>
-                <w:bCs/>
-                <w:color w:val="12355B"/>
-                <w:sz w:val="19"/>
-                <w:szCs w:val="19"/>
-              </w:rPr>
-              <w:t xml:space="preserve">Reasoning:  </w:t>
-            </w:r>
-            <w:r>
-              <w:rPr>
-                <w:sz w:val="19"/>
-                <w:szCs w:val="19"/>
-              </w:rPr>
-              <w:t xml:space="preserve">This evidence connects the definition of area of parallelograms to the mathematical claim.</w:t>
+              <w:t xml:space="preserve">We use the height because it is perpendicular to the base. — Students connect 'height' to the perpendicular (straight-up) distance from base to top, and recognize the slanted side is longer and would overstate the area.</w:t>
             </w:r>
           </w:p>
         </w:tc>
@@ -2926,7 +2652,7 @@
           <w:sz w:val="21"/>
           <w:szCs w:val="21"/>
         </w:rPr>
-        <w:t xml:space="preserve">My answer is ___.</w:t>
+        <w:t xml:space="preserve">My answer is ___ because ___.</w:t>
       </w:r>
       <w:r>
         <w:rPr>
@@ -2937,7 +2663,7 @@
           <w:szCs w:val="19"/>
         </w:rPr>
         <w:br/>
-        <w:t xml:space="preserve">Mi respuesta es ___.</w:t>
+        <w:t xml:space="preserve">Mi respuesta es ___ porque ___.</w:t>
       </w:r>
     </w:p>
     <w:tbl>
@@ -3077,7 +2803,7 @@
           <w:sz w:val="21"/>
           <w:szCs w:val="21"/>
         </w:rPr>
-        <w:t xml:space="preserve">I know because ___.</w:t>
+        <w:t xml:space="preserve">My evidence is ___, so ___.</w:t>
       </w:r>
       <w:r>
         <w:rPr>
@@ -3088,31 +2814,7 @@
           <w:szCs w:val="19"/>
         </w:rPr>
         <w:br/>
-        <w:t xml:space="preserve">Lo sé porque ___.</w:t>
-      </w:r>
-    </w:p>
-    <w:p>
-      <w:pPr>
-        <w:spacing w:after="60"/>
-      </w:pPr>
-      <w:r>
-        <w:rPr>
-          <w:color w:val="1A2733"/>
-          <w:sz w:val="21"/>
-          <w:szCs w:val="21"/>
-        </w:rPr>
-        <w:t xml:space="preserve">So ___.</w:t>
-      </w:r>
-      <w:r>
-        <w:rPr>
-          <w:i/>
-          <w:iCs/>
-          <w:color w:val="5F6F80"/>
-          <w:sz w:val="19"/>
-          <w:szCs w:val="19"/>
-        </w:rPr>
-        <w:br/>
-        <w:t xml:space="preserve">Entonces ___.</w:t>
+        <w:t xml:space="preserve">Mi evidencia es ___, entonces ___.</w:t>
       </w:r>
     </w:p>
     <w:tbl>
@@ -3218,78 +2920,6 @@
         <w:t xml:space="preserve">Escribe una afirmación, da evidencia matemática y explica tu razonamiento.</w:t>
       </w:r>
     </w:p>
-    <w:p>
-      <w:pPr>
-        <w:spacing w:after="60"/>
-      </w:pPr>
-      <w:r>
-        <w:rPr>
-          <w:color w:val="1A2733"/>
-          <w:sz w:val="21"/>
-          <w:szCs w:val="21"/>
-        </w:rPr>
-        <w:t xml:space="preserve">My claim is ___.</w:t>
-      </w:r>
-      <w:r>
-        <w:rPr>
-          <w:i/>
-          <w:iCs/>
-          <w:color w:val="5F6F80"/>
-          <w:sz w:val="19"/>
-          <w:szCs w:val="19"/>
-        </w:rPr>
-        <w:br/>
-        <w:t xml:space="preserve">Mi afirmación es ___.</w:t>
-      </w:r>
-    </w:p>
-    <w:p>
-      <w:pPr>
-        <w:spacing w:after="60"/>
-      </w:pPr>
-      <w:r>
-        <w:rPr>
-          <w:color w:val="1A2733"/>
-          <w:sz w:val="21"/>
-          <w:szCs w:val="21"/>
-        </w:rPr>
-        <w:t xml:space="preserve">My math evidence is ___.</w:t>
-      </w:r>
-      <w:r>
-        <w:rPr>
-          <w:i/>
-          <w:iCs/>
-          <w:color w:val="5F6F80"/>
-          <w:sz w:val="19"/>
-          <w:szCs w:val="19"/>
-        </w:rPr>
-        <w:br/>
-        <w:t xml:space="preserve">Mi evidencia matemática es ___.</w:t>
-      </w:r>
-    </w:p>
-    <w:p>
-      <w:pPr>
-        <w:spacing w:after="60"/>
-      </w:pPr>
-      <w:r>
-        <w:rPr>
-          <w:color w:val="1A2733"/>
-          <w:sz w:val="21"/>
-          <w:szCs w:val="21"/>
-        </w:rPr>
-        <w:t xml:space="preserve">This proves ___ because ___.</w:t>
-      </w:r>
-      <w:r>
-        <w:rPr>
-          <w:i/>
-          <w:iCs/>
-          <w:color w:val="5F6F80"/>
-          <w:sz w:val="19"/>
-          <w:szCs w:val="19"/>
-        </w:rPr>
-        <w:br/>
-        <w:t xml:space="preserve">Esto demuestra ___ porque ___.</w:t>
-      </w:r>
-    </w:p>
     <w:tbl>
       <w:tblPr>
         <w:tblW w:type="pct" w:w="100%"/>
@@ -3372,7 +3002,7 @@
           <w:sz w:val="24"/>
           <w:szCs w:val="24"/>
         </w:rPr>
-        <w:t xml:space="preserve">4. Check Your Explanation</w:t>
+        <w:t xml:space="preserve">Check Your Explanation</w:t>
       </w:r>
       <w:r>
         <w:rPr>
@@ -3382,7 +3012,7 @@
           <w:sz w:val="19"/>
           <w:szCs w:val="19"/>
         </w:rPr>
-        <w:t xml:space="preserve">   five quick checks</w:t>
+        <w:t xml:space="preserve">   three quick checks</w:t>
       </w:r>
     </w:p>
     <w:p>
@@ -3406,17 +3036,6 @@
         </w:rPr>
         <w:t xml:space="preserve">I answered the question.</w:t>
       </w:r>
-      <w:r>
-        <w:rPr>
-          <w:i/>
-          <w:iCs/>
-          <w:color w:val="5F6F80"/>
-          <w:sz w:val="18"/>
-          <w:szCs w:val="18"/>
-        </w:rPr>
-        <w:br/>
-        <w:t xml:space="preserve">Respondí la pregunta.</w:t>
-      </w:r>
     </w:p>
     <w:p>
       <w:pPr>
@@ -3437,18 +3056,7 @@
           <w:sz w:val="20"/>
           <w:szCs w:val="20"/>
         </w:rPr>
-        <w:t xml:space="preserve">I used math evidence: numbers, an equation, a model, or a comparison.</w:t>
-      </w:r>
-      <w:r>
-        <w:rPr>
-          <w:i/>
-          <w:iCs/>
-          <w:color w:val="5F6F80"/>
-          <w:sz w:val="18"/>
-          <w:szCs w:val="18"/>
-        </w:rPr>
-        <w:br/>
-        <w:t xml:space="preserve">Usé evidencia matemática: números, una ecuación, un modelo o una comparación.</w:t>
+        <w:t xml:space="preserve">I used math evidence: numbers, an equation, or a model.</w:t>
       </w:r>
     </w:p>
     <w:p>
@@ -3470,84 +3078,7 @@
           <w:sz w:val="20"/>
           <w:szCs w:val="20"/>
         </w:rPr>
-        <w:t xml:space="preserve">I explained how the evidence proves my answer.</w:t>
-      </w:r>
-      <w:r>
-        <w:rPr>
-          <w:i/>
-          <w:iCs/>
-          <w:color w:val="5F6F80"/>
-          <w:sz w:val="18"/>
-          <w:szCs w:val="18"/>
-        </w:rPr>
-        <w:br/>
-        <w:t xml:space="preserve">Expliqué cómo la evidencia demuestra mi respuesta.</w:t>
-      </w:r>
-    </w:p>
-    <w:p>
-      <w:pPr>
-        <w:spacing w:after="80"/>
-      </w:pPr>
-      <w:r>
-        <w:rPr>
-          <w:b/>
-          <w:bCs/>
-          <w:color w:val="1FA6A2"/>
-          <w:sz w:val="22"/>
-          <w:szCs w:val="22"/>
-        </w:rPr>
-        <w:t xml:space="preserve">☐  </w:t>
-      </w:r>
-      <w:r>
-        <w:rPr>
-          <w:sz w:val="20"/>
-          <w:szCs w:val="20"/>
-        </w:rPr>
         <w:t xml:space="preserve">I used at least two math words.</w:t>
-      </w:r>
-      <w:r>
-        <w:rPr>
-          <w:i/>
-          <w:iCs/>
-          <w:color w:val="5F6F80"/>
-          <w:sz w:val="18"/>
-          <w:szCs w:val="18"/>
-        </w:rPr>
-        <w:br/>
-        <w:t xml:space="preserve">Usé por lo menos dos palabras matemáticas.</w:t>
-      </w:r>
-    </w:p>
-    <w:p>
-      <w:pPr>
-        <w:spacing w:after="80"/>
-      </w:pPr>
-      <w:r>
-        <w:rPr>
-          <w:b/>
-          <w:bCs/>
-          <w:color w:val="1FA6A2"/>
-          <w:sz w:val="22"/>
-          <w:szCs w:val="22"/>
-        </w:rPr>
-        <w:t xml:space="preserve">☐  </w:t>
-      </w:r>
-      <w:r>
-        <w:rPr>
-          <w:sz w:val="20"/>
-          <w:szCs w:val="20"/>
-        </w:rPr>
-        <w:t xml:space="preserve">I reread complete sentences and punctuation.</w:t>
-      </w:r>
-      <w:r>
-        <w:rPr>
-          <w:i/>
-          <w:iCs/>
-          <w:color w:val="5F6F80"/>
-          <w:sz w:val="18"/>
-          <w:szCs w:val="18"/>
-        </w:rPr>
-        <w:br/>
-        <w:t xml:space="preserve">Volví a leer mis oraciones completas y la puntuación.</w:t>
       </w:r>
     </w:p>
     <w:p>
@@ -5598,7 +5129,7 @@
           <w:sz w:val="20"/>
           <w:szCs w:val="20"/>
         </w:rPr>
-        <w:t xml:space="preserve">☐  I answered the question.</w:t>
+        <w:t xml:space="preserve">☐  The answer to the math question is correct.</w:t>
       </w:r>
     </w:p>
     <w:p>
@@ -5610,7 +5141,7 @@
           <w:sz w:val="20"/>
           <w:szCs w:val="20"/>
         </w:rPr>
-        <w:t xml:space="preserve">☐  I used math evidence: numbers, an equation, a model, or a comparison.</w:t>
+        <w:t xml:space="preserve">☐  The evidence is real lesson mathematics (numbers, equation, or model), not restated claim.</w:t>
       </w:r>
     </w:p>
     <w:p>
@@ -5622,31 +5153,7 @@
           <w:sz w:val="20"/>
           <w:szCs w:val="20"/>
         </w:rPr>
-        <w:t xml:space="preserve">☐  I explained how the evidence proves my answer.</w:t>
-      </w:r>
-    </w:p>
-    <w:p>
-      <w:pPr>
-        <w:spacing w:after="80"/>
-      </w:pPr>
-      <w:r>
-        <w:rPr>
-          <w:sz w:val="20"/>
-          <w:szCs w:val="20"/>
-        </w:rPr>
-        <w:t xml:space="preserve">☐  I used at least two math words.</w:t>
-      </w:r>
-    </w:p>
-    <w:p>
-      <w:pPr>
-        <w:spacing w:after="80"/>
-      </w:pPr>
-      <w:r>
-        <w:rPr>
-          <w:sz w:val="20"/>
-          <w:szCs w:val="20"/>
-        </w:rPr>
-        <w:t xml:space="preserve">☐  I reread complete sentences and punctuation.</w:t>
+        <w:t xml:space="preserve">☐  The support level changed the language scaffolding, never the mathematical expectation.</w:t>
       </w:r>
     </w:p>
     <w:sectPr>
